--- a/experiments/report_machine/office/output/京沪高铁/20260729_京沪高铁_midday.docx
+++ b/experiments/report_machine/office/output/京沪高铁/20260729_京沪高铁_midday.docx
@@ -2,22 +2,6 @@
 <file path=word/document.xml><?xml version="1.0" encoding="utf-8"?>
 <w:document xmlns:wpc="http://schemas.microsoft.com/office/word/2010/wordprocessingCanvas" xmlns:mo="http://schemas.microsoft.com/office/mac/office/2008/main" xmlns:mc="http://schemas.openxmlformats.org/markup-compatibility/2006" xmlns:mv="urn:schemas-microsoft-com:mac:vml" xmlns:o="urn:schemas-microsoft-com:office:office" xmlns:r="http://schemas.openxmlformats.org/officeDocument/2006/relationships" xmlns:m="http://schemas.openxmlformats.org/officeDocument/2006/math" xmlns:v="urn:schemas-microsoft-com:vml" xmlns:wp14="http://schemas.microsoft.com/office/word/2010/wordprocessingDrawing" xmlns:wp="http://schemas.openxmlformats.org/drawingml/2006/wordprocessingDrawing" xmlns:w10="urn:schemas-microsoft-com:office:word" xmlns:w="http://schemas.openxmlformats.org/wordprocessingml/2006/main" xmlns:w14="http://schemas.microsoft.com/office/word/2010/wordml" xmlns:wpg="http://schemas.microsoft.com/office/word/2010/wordprocessingGroup" xmlns:wpi="http://schemas.microsoft.com/office/word/2010/wordprocessingInk" xmlns:wne="http://schemas.microsoft.com/office/word/2006/wordml" xmlns:wps="http://schemas.microsoft.com/office/word/2010/wordprocessingShape" mc:Ignorable="w14 wp14">
   <w:body>
-    <w:p>
-      <w:r>
-        <w:rPr>
-          <w:rFonts w:ascii="Microsoft YaHei" w:hAnsi="Microsoft YaHei"/>
-        </w:rPr>
-        <w:t>现在我来撰写完整的午间分析报告。</w:t>
-      </w:r>
-    </w:p>
-    <w:p>
-      <w:pPr>
-        <w:spacing w:before="240" w:after="240"/>
-        <w:pBdr>
-          <w:bottom w:val="single" w:sz="4" w:space="1" w:color="D0D7DE"/>
-        </w:pBdr>
-      </w:pPr>
-    </w:p>
     <w:p>
       <w:pPr>
         <w:spacing w:before="480" w:after="80" w:line="288" w:lineRule="auto"/>
@@ -34,24 +18,6 @@
         </w:rPr>
         <w:t>京沪高铁（601816.SH）午间分析报告</w:t>
       </w:r>
-    </w:p>
-    <w:p>
-      <w:r>
-        <w:rPr>
-          <w:rFonts w:ascii="Microsoft YaHei" w:hAnsi="Microsoft YaHei"/>
-          <w:b/>
-          <w:color w:val="1A1A1A"/>
-        </w:rPr>
-        <w:t>数据截止：2026年7月29日 11:30 | 报告类型：午间盘中速评</w:t>
-      </w:r>
-    </w:p>
-    <w:p>
-      <w:pPr>
-        <w:spacing w:before="240" w:after="240"/>
-        <w:pBdr>
-          <w:bottom w:val="single" w:sz="4" w:space="1" w:color="D0D7DE"/>
-        </w:pBdr>
-      </w:pPr>
     </w:p>
     <w:p>
       <w:pPr>
@@ -75,7 +41,7 @@
         <w:rPr>
           <w:rFonts w:ascii="Microsoft YaHei" w:hAnsi="Microsoft YaHei"/>
         </w:rPr>
-        <w:t>今日全市场情绪偏暖，</w:t>
+        <w:t xml:space="preserve">今日全市场情绪高涨，市场热度 </w:t>
       </w:r>
       <w:r>
         <w:rPr>
@@ -83,13 +49,13 @@
           <w:b/>
           <w:color w:val="1A1A1A"/>
         </w:rPr>
-        <w:t>上涨个股3404只</w:t>
+        <w:t>68（高）</w:t>
       </w:r>
       <w:r>
         <w:rPr>
           <w:rFonts w:ascii="Microsoft YaHei" w:hAnsi="Microsoft YaHei"/>
         </w:rPr>
-        <w:t>，下跌2018只，上涨占比约</w:t>
+        <w:t xml:space="preserve">，上证指数成分股普涨。全市场上涨 </w:t>
       </w:r>
       <w:r>
         <w:rPr>
@@ -97,13 +63,13 @@
           <w:b/>
           <w:color w:val="1A1A1A"/>
         </w:rPr>
-        <w:t>79%</w:t>
+        <w:t>4,090</w:t>
       </w:r>
       <w:r>
         <w:rPr>
           <w:rFonts w:ascii="Microsoft YaHei" w:hAnsi="Microsoft YaHei"/>
         </w:rPr>
-        <w:t xml:space="preserve">，涨停58只、跌停19只。市场成交额达 </w:t>
+        <w:t xml:space="preserve"> 家 vs 下跌 </w:t>
       </w:r>
       <w:r>
         <w:rPr>
@@ -111,13 +77,13 @@
           <w:b/>
           <w:color w:val="1A1A1A"/>
         </w:rPr>
-        <w:t>1.46万亿</w:t>
+        <w:t>1,377</w:t>
       </w:r>
       <w:r>
         <w:rPr>
           <w:rFonts w:ascii="Microsoft YaHei" w:hAnsi="Microsoft YaHei"/>
         </w:rPr>
-        <w:t xml:space="preserve">，较前日放大 </w:t>
+        <w:t xml:space="preserve"> 家，涨停 </w:t>
       </w:r>
       <w:r>
         <w:rPr>
@@ -125,13 +91,13 @@
           <w:b/>
           <w:color w:val="1A1A1A"/>
         </w:rPr>
-        <w:t>+1549亿</w:t>
+        <w:t>76</w:t>
       </w:r>
       <w:r>
         <w:rPr>
           <w:rFonts w:ascii="Microsoft YaHei" w:hAnsi="Microsoft YaHei"/>
         </w:rPr>
-        <w:t xml:space="preserve">，整体呈现放量普涨格局。赚钱效应指标为 </w:t>
+        <w:t xml:space="preserve"> 只，跌停仅 </w:t>
       </w:r>
       <w:r>
         <w:rPr>
@@ -139,21 +105,13 @@
           <w:b/>
           <w:color w:val="1A1A1A"/>
         </w:rPr>
-        <w:t>46%</w:t>
+        <w:t>10</w:t>
       </w:r>
       <w:r>
         <w:rPr>
           <w:rFonts w:ascii="Microsoft YaHei" w:hAnsi="Microsoft YaHei"/>
         </w:rPr>
-        <w:t>，略偏中性，说明涨幅集中在中小幅度范围。</w:t>
-      </w:r>
-    </w:p>
-    <w:p>
-      <w:r>
-        <w:rPr>
-          <w:rFonts w:ascii="Microsoft YaHei" w:hAnsi="Microsoft YaHei"/>
-        </w:rPr>
-        <w:t>从热点结构看，大盘蓝筹股表现强劲：</w:t>
+        <w:t xml:space="preserve"> 只。上证50样本股大涨 </w:t>
       </w:r>
       <w:r>
         <w:rPr>
@@ -161,27 +119,13 @@
           <w:b/>
           <w:color w:val="1A1A1A"/>
         </w:rPr>
-        <w:t>上证50样本股板块涨幅+3.11%</w:t>
+        <w:t>+3.11%</w:t>
       </w:r>
       <w:r>
         <w:rPr>
           <w:rFonts w:ascii="Microsoft YaHei" w:hAnsi="Microsoft YaHei"/>
         </w:rPr>
-        <w:t xml:space="preserve">，排名全行业板块第 </w:t>
-      </w:r>
-      <w:r>
-        <w:rPr>
-          <w:rFonts w:ascii="Microsoft YaHei" w:hAnsi="Microsoft YaHei"/>
-          <w:b/>
-          <w:color w:val="1A1A1A"/>
-        </w:rPr>
-        <w:t>35/1158</w:t>
-      </w:r>
-      <w:r>
-        <w:rPr>
-          <w:rFonts w:ascii="Microsoft YaHei" w:hAnsi="Microsoft YaHei"/>
-        </w:rPr>
-        <w:t xml:space="preserve"> 位，51涨仅4跌；沪深300样本股板块涨幅</w:t>
+        <w:t xml:space="preserve">，沪深300样本股上涨 </w:t>
       </w:r>
       <w:r>
         <w:rPr>
@@ -195,7 +139,7 @@
         <w:rPr>
           <w:rFonts w:ascii="Microsoft YaHei" w:hAnsi="Microsoft YaHei"/>
         </w:rPr>
-        <w:t>，涨255跌63。资金明显向权重蓝筹方向聚集。</w:t>
+        <w:t>，权重蓝筹集体走强，为京沪高铁提供了良好的指数环境。</w:t>
       </w:r>
     </w:p>
     <w:p>
@@ -223,6 +167,706 @@
         <w:t>个股分析</w:t>
       </w:r>
     </w:p>
+    <w:tbl>
+      <w:tblPr>
+        <w:tblStyle w:val="TableGrid"/>
+        <w:tblW w:type="auto" w:w="0"/>
+        <w:jc w:val="center"/>
+        <w:tblLayout w:type="autofit"/>
+        <w:tblLook w:firstColumn="1" w:firstRow="1" w:lastColumn="0" w:lastRow="0" w:noHBand="0" w:noVBand="1" w:val="04A0"/>
+      </w:tblPr>
+      <w:tblGrid>
+        <w:gridCol w:w="4533"/>
+        <w:gridCol w:w="4533"/>
+      </w:tblGrid>
+      <w:tr>
+        <w:tc>
+          <w:tcPr>
+            <w:tcW w:type="dxa" w:w="4533"/>
+            <w:shd w:fill="F6F8FA" w:val="clear"/>
+          </w:tcPr>
+          <w:p>
+            <w:pPr>
+              <w:spacing w:before="40" w:after="40" w:line="288" w:lineRule="auto"/>
+            </w:pPr>
+            <w:r/>
+            <w:r>
+              <w:rPr>
+                <w:rFonts w:ascii="Microsoft YaHei" w:hAnsi="Microsoft YaHei"/>
+                <w:b/>
+                <w:color w:val="1A1A1A"/>
+                <w:sz w:val="18"/>
+              </w:rPr>
+              <w:t>指标</w:t>
+            </w:r>
+          </w:p>
+        </w:tc>
+        <w:tc>
+          <w:tcPr>
+            <w:tcW w:type="dxa" w:w="4533"/>
+            <w:shd w:fill="F6F8FA" w:val="clear"/>
+          </w:tcPr>
+          <w:p>
+            <w:pPr>
+              <w:spacing w:before="40" w:after="40" w:line="288" w:lineRule="auto"/>
+            </w:pPr>
+            <w:r/>
+            <w:r>
+              <w:rPr>
+                <w:rFonts w:ascii="Microsoft YaHei" w:hAnsi="Microsoft YaHei"/>
+                <w:b/>
+                <w:color w:val="1A1A1A"/>
+                <w:sz w:val="18"/>
+              </w:rPr>
+              <w:t>数据</w:t>
+            </w:r>
+          </w:p>
+        </w:tc>
+      </w:tr>
+      <w:tr>
+        <w:tc>
+          <w:tcPr>
+            <w:tcW w:type="dxa" w:w="4533"/>
+          </w:tcPr>
+          <w:p>
+            <w:pPr>
+              <w:spacing w:before="40" w:after="40" w:line="288" w:lineRule="auto"/>
+            </w:pPr>
+            <w:r/>
+            <w:r>
+              <w:rPr>
+                <w:rFonts w:ascii="Microsoft YaHei" w:hAnsi="Microsoft YaHei"/>
+                <w:sz w:val="18"/>
+              </w:rPr>
+              <w:t>收盘价（午间）</w:t>
+            </w:r>
+          </w:p>
+        </w:tc>
+        <w:tc>
+          <w:tcPr>
+            <w:tcW w:type="dxa" w:w="4533"/>
+          </w:tcPr>
+          <w:p>
+            <w:pPr>
+              <w:spacing w:before="40" w:after="40" w:line="288" w:lineRule="auto"/>
+            </w:pPr>
+            <w:r/>
+            <w:r>
+              <w:rPr>
+                <w:rFonts w:ascii="Microsoft YaHei" w:hAnsi="Microsoft YaHei"/>
+                <w:b/>
+                <w:color w:val="1A1A1A"/>
+                <w:sz w:val="18"/>
+              </w:rPr>
+              <w:t>4.94 元</w:t>
+            </w:r>
+          </w:p>
+        </w:tc>
+      </w:tr>
+      <w:tr>
+        <w:tc>
+          <w:tcPr>
+            <w:tcW w:type="dxa" w:w="4533"/>
+            <w:shd w:fill="F8F9FA" w:val="clear"/>
+          </w:tcPr>
+          <w:p>
+            <w:pPr>
+              <w:spacing w:before="40" w:after="40" w:line="288" w:lineRule="auto"/>
+            </w:pPr>
+            <w:r/>
+            <w:r>
+              <w:rPr>
+                <w:rFonts w:ascii="Microsoft YaHei" w:hAnsi="Microsoft YaHei"/>
+                <w:sz w:val="18"/>
+              </w:rPr>
+              <w:t>涨跌幅</w:t>
+            </w:r>
+          </w:p>
+        </w:tc>
+        <w:tc>
+          <w:tcPr>
+            <w:tcW w:type="dxa" w:w="4533"/>
+            <w:shd w:fill="F8F9FA" w:val="clear"/>
+          </w:tcPr>
+          <w:p>
+            <w:pPr>
+              <w:spacing w:before="40" w:after="40" w:line="288" w:lineRule="auto"/>
+            </w:pPr>
+            <w:r/>
+            <w:r>
+              <w:rPr>
+                <w:rFonts w:ascii="Microsoft YaHei" w:hAnsi="Microsoft YaHei"/>
+                <w:b/>
+                <w:color w:val="1A1A1A"/>
+                <w:sz w:val="18"/>
+              </w:rPr>
+              <w:t>+2.49%</w:t>
+            </w:r>
+          </w:p>
+        </w:tc>
+      </w:tr>
+      <w:tr>
+        <w:tc>
+          <w:tcPr>
+            <w:tcW w:type="dxa" w:w="4533"/>
+          </w:tcPr>
+          <w:p>
+            <w:pPr>
+              <w:spacing w:before="40" w:after="40" w:line="288" w:lineRule="auto"/>
+            </w:pPr>
+            <w:r/>
+            <w:r>
+              <w:rPr>
+                <w:rFonts w:ascii="Microsoft YaHei" w:hAnsi="Microsoft YaHei"/>
+                <w:sz w:val="18"/>
+              </w:rPr>
+              <w:t>开盘 / 最高 / 最低</w:t>
+            </w:r>
+          </w:p>
+        </w:tc>
+        <w:tc>
+          <w:tcPr>
+            <w:tcW w:type="dxa" w:w="4533"/>
+          </w:tcPr>
+          <w:p>
+            <w:pPr>
+              <w:spacing w:before="40" w:after="40" w:line="288" w:lineRule="auto"/>
+            </w:pPr>
+            <w:r/>
+            <w:r>
+              <w:rPr>
+                <w:rFonts w:ascii="Microsoft YaHei" w:hAnsi="Microsoft YaHei"/>
+                <w:sz w:val="18"/>
+              </w:rPr>
+              <w:t>4.81 / 4.95 / 4.80</w:t>
+            </w:r>
+          </w:p>
+        </w:tc>
+      </w:tr>
+      <w:tr>
+        <w:tc>
+          <w:tcPr>
+            <w:tcW w:type="dxa" w:w="4533"/>
+            <w:shd w:fill="F8F9FA" w:val="clear"/>
+          </w:tcPr>
+          <w:p>
+            <w:pPr>
+              <w:spacing w:before="40" w:after="40" w:line="288" w:lineRule="auto"/>
+            </w:pPr>
+            <w:r/>
+            <w:r>
+              <w:rPr>
+                <w:rFonts w:ascii="Microsoft YaHei" w:hAnsi="Microsoft YaHei"/>
+                <w:sz w:val="18"/>
+              </w:rPr>
+              <w:t>成交量</w:t>
+            </w:r>
+          </w:p>
+        </w:tc>
+        <w:tc>
+          <w:tcPr>
+            <w:tcW w:type="dxa" w:w="4533"/>
+            <w:shd w:fill="F8F9FA" w:val="clear"/>
+          </w:tcPr>
+          <w:p>
+            <w:pPr>
+              <w:spacing w:before="40" w:after="40" w:line="288" w:lineRule="auto"/>
+            </w:pPr>
+            <w:r/>
+            <w:r>
+              <w:rPr>
+                <w:rFonts w:ascii="Microsoft YaHei" w:hAnsi="Microsoft YaHei"/>
+                <w:b/>
+                <w:color w:val="1A1A1A"/>
+                <w:sz w:val="18"/>
+              </w:rPr>
+              <w:t>252.9 万手</w:t>
+            </w:r>
+          </w:p>
+        </w:tc>
+      </w:tr>
+      <w:tr>
+        <w:tc>
+          <w:tcPr>
+            <w:tcW w:type="dxa" w:w="4533"/>
+          </w:tcPr>
+          <w:p>
+            <w:pPr>
+              <w:spacing w:before="40" w:after="40" w:line="288" w:lineRule="auto"/>
+            </w:pPr>
+            <w:r/>
+            <w:r>
+              <w:rPr>
+                <w:rFonts w:ascii="Microsoft YaHei" w:hAnsi="Microsoft YaHei"/>
+                <w:sz w:val="18"/>
+              </w:rPr>
+              <w:t>成交额</w:t>
+            </w:r>
+          </w:p>
+        </w:tc>
+        <w:tc>
+          <w:tcPr>
+            <w:tcW w:type="dxa" w:w="4533"/>
+          </w:tcPr>
+          <w:p>
+            <w:pPr>
+              <w:spacing w:before="40" w:after="40" w:line="288" w:lineRule="auto"/>
+            </w:pPr>
+            <w:r/>
+            <w:r>
+              <w:rPr>
+                <w:rFonts w:ascii="Microsoft YaHei" w:hAnsi="Microsoft YaHei"/>
+                <w:b/>
+                <w:color w:val="1A1A1A"/>
+                <w:sz w:val="18"/>
+              </w:rPr>
+              <w:t>12.39 亿元</w:t>
+            </w:r>
+          </w:p>
+        </w:tc>
+      </w:tr>
+      <w:tr>
+        <w:tc>
+          <w:tcPr>
+            <w:tcW w:type="dxa" w:w="4533"/>
+            <w:shd w:fill="F8F9FA" w:val="clear"/>
+          </w:tcPr>
+          <w:p>
+            <w:pPr>
+              <w:spacing w:before="40" w:after="40" w:line="288" w:lineRule="auto"/>
+            </w:pPr>
+            <w:r/>
+            <w:r>
+              <w:rPr>
+                <w:rFonts w:ascii="Microsoft YaHei" w:hAnsi="Microsoft YaHei"/>
+                <w:sz w:val="18"/>
+              </w:rPr>
+              <w:t>换手率</w:t>
+            </w:r>
+          </w:p>
+        </w:tc>
+        <w:tc>
+          <w:tcPr>
+            <w:tcW w:type="dxa" w:w="4533"/>
+            <w:shd w:fill="F8F9FA" w:val="clear"/>
+          </w:tcPr>
+          <w:p>
+            <w:pPr>
+              <w:spacing w:before="40" w:after="40" w:line="288" w:lineRule="auto"/>
+            </w:pPr>
+            <w:r/>
+            <w:r>
+              <w:rPr>
+                <w:rFonts w:ascii="Microsoft YaHei" w:hAnsi="Microsoft YaHei"/>
+                <w:b/>
+                <w:color w:val="1A1A1A"/>
+                <w:sz w:val="18"/>
+              </w:rPr>
+              <w:t>0.52%</w:t>
+            </w:r>
+          </w:p>
+        </w:tc>
+      </w:tr>
+      <w:tr>
+        <w:tc>
+          <w:tcPr>
+            <w:tcW w:type="dxa" w:w="4533"/>
+          </w:tcPr>
+          <w:p>
+            <w:pPr>
+              <w:spacing w:before="40" w:after="40" w:line="288" w:lineRule="auto"/>
+            </w:pPr>
+            <w:r/>
+            <w:r>
+              <w:rPr>
+                <w:rFonts w:ascii="Microsoft YaHei" w:hAnsi="Microsoft YaHei"/>
+                <w:sz w:val="18"/>
+              </w:rPr>
+              <w:t>量比</w:t>
+            </w:r>
+          </w:p>
+        </w:tc>
+        <w:tc>
+          <w:tcPr>
+            <w:tcW w:type="dxa" w:w="4533"/>
+          </w:tcPr>
+          <w:p>
+            <w:pPr>
+              <w:spacing w:before="40" w:after="40" w:line="288" w:lineRule="auto"/>
+            </w:pPr>
+            <w:r/>
+            <w:r>
+              <w:rPr>
+                <w:rFonts w:ascii="Microsoft YaHei" w:hAnsi="Microsoft YaHei"/>
+                <w:b/>
+                <w:color w:val="1A1A1A"/>
+                <w:sz w:val="18"/>
+              </w:rPr>
+              <w:t>1.40</w:t>
+            </w:r>
+          </w:p>
+        </w:tc>
+      </w:tr>
+      <w:tr>
+        <w:tc>
+          <w:tcPr>
+            <w:tcW w:type="dxa" w:w="4533"/>
+            <w:shd w:fill="F8F9FA" w:val="clear"/>
+          </w:tcPr>
+          <w:p>
+            <w:pPr>
+              <w:spacing w:before="40" w:after="40" w:line="288" w:lineRule="auto"/>
+            </w:pPr>
+            <w:r/>
+            <w:r>
+              <w:rPr>
+                <w:rFonts w:ascii="Microsoft YaHei" w:hAnsi="Microsoft YaHei"/>
+                <w:sz w:val="18"/>
+              </w:rPr>
+              <w:t>振幅</w:t>
+            </w:r>
+          </w:p>
+        </w:tc>
+        <w:tc>
+          <w:tcPr>
+            <w:tcW w:type="dxa" w:w="4533"/>
+            <w:shd w:fill="F8F9FA" w:val="clear"/>
+          </w:tcPr>
+          <w:p>
+            <w:pPr>
+              <w:spacing w:before="40" w:after="40" w:line="288" w:lineRule="auto"/>
+            </w:pPr>
+            <w:r/>
+            <w:r>
+              <w:rPr>
+                <w:rFonts w:ascii="Microsoft YaHei" w:hAnsi="Microsoft YaHei"/>
+                <w:b/>
+                <w:color w:val="1A1A1A"/>
+                <w:sz w:val="18"/>
+              </w:rPr>
+              <w:t>3.11%</w:t>
+            </w:r>
+          </w:p>
+        </w:tc>
+      </w:tr>
+      <w:tr>
+        <w:tc>
+          <w:tcPr>
+            <w:tcW w:type="dxa" w:w="4533"/>
+          </w:tcPr>
+          <w:p>
+            <w:pPr>
+              <w:spacing w:before="40" w:after="40" w:line="288" w:lineRule="auto"/>
+            </w:pPr>
+            <w:r/>
+            <w:r>
+              <w:rPr>
+                <w:rFonts w:ascii="Microsoft YaHei" w:hAnsi="Microsoft YaHei"/>
+                <w:sz w:val="18"/>
+              </w:rPr>
+              <w:t>动态市盈率</w:t>
+            </w:r>
+          </w:p>
+        </w:tc>
+        <w:tc>
+          <w:tcPr>
+            <w:tcW w:type="dxa" w:w="4533"/>
+          </w:tcPr>
+          <w:p>
+            <w:pPr>
+              <w:spacing w:before="40" w:after="40" w:line="288" w:lineRule="auto"/>
+            </w:pPr>
+            <w:r/>
+            <w:r>
+              <w:rPr>
+                <w:rFonts w:ascii="Microsoft YaHei" w:hAnsi="Microsoft YaHei"/>
+                <w:b/>
+                <w:color w:val="1A1A1A"/>
+                <w:sz w:val="18"/>
+              </w:rPr>
+              <w:t>19.23 倍</w:t>
+            </w:r>
+          </w:p>
+        </w:tc>
+      </w:tr>
+      <w:tr>
+        <w:tc>
+          <w:tcPr>
+            <w:tcW w:type="dxa" w:w="4533"/>
+            <w:shd w:fill="F8F9FA" w:val="clear"/>
+          </w:tcPr>
+          <w:p>
+            <w:pPr>
+              <w:spacing w:before="40" w:after="40" w:line="288" w:lineRule="auto"/>
+            </w:pPr>
+            <w:r/>
+            <w:r>
+              <w:rPr>
+                <w:rFonts w:ascii="Microsoft YaHei" w:hAnsi="Microsoft YaHei"/>
+                <w:sz w:val="18"/>
+              </w:rPr>
+              <w:t>市净率</w:t>
+            </w:r>
+          </w:p>
+        </w:tc>
+        <w:tc>
+          <w:tcPr>
+            <w:tcW w:type="dxa" w:w="4533"/>
+            <w:shd w:fill="F8F9FA" w:val="clear"/>
+          </w:tcPr>
+          <w:p>
+            <w:pPr>
+              <w:spacing w:before="40" w:after="40" w:line="288" w:lineRule="auto"/>
+            </w:pPr>
+            <w:r/>
+            <w:r>
+              <w:rPr>
+                <w:rFonts w:ascii="Microsoft YaHei" w:hAnsi="Microsoft YaHei"/>
+                <w:b/>
+                <w:color w:val="1A1A1A"/>
+                <w:sz w:val="18"/>
+              </w:rPr>
+              <w:t>1.15 倍</w:t>
+            </w:r>
+          </w:p>
+        </w:tc>
+      </w:tr>
+      <w:tr>
+        <w:tc>
+          <w:tcPr>
+            <w:tcW w:type="dxa" w:w="4533"/>
+          </w:tcPr>
+          <w:p>
+            <w:pPr>
+              <w:spacing w:before="40" w:after="40" w:line="288" w:lineRule="auto"/>
+            </w:pPr>
+            <w:r/>
+            <w:r>
+              <w:rPr>
+                <w:rFonts w:ascii="Microsoft YaHei" w:hAnsi="Microsoft YaHei"/>
+                <w:sz w:val="18"/>
+              </w:rPr>
+              <w:t>总市值</w:t>
+            </w:r>
+          </w:p>
+        </w:tc>
+        <w:tc>
+          <w:tcPr>
+            <w:tcW w:type="dxa" w:w="4533"/>
+          </w:tcPr>
+          <w:p>
+            <w:pPr>
+              <w:spacing w:before="40" w:after="40" w:line="288" w:lineRule="auto"/>
+            </w:pPr>
+            <w:r/>
+            <w:r>
+              <w:rPr>
+                <w:rFonts w:ascii="Microsoft YaHei" w:hAnsi="Microsoft YaHei"/>
+                <w:b/>
+                <w:color w:val="1A1A1A"/>
+                <w:sz w:val="18"/>
+              </w:rPr>
+              <w:t>2,416.93 亿元</w:t>
+            </w:r>
+          </w:p>
+        </w:tc>
+      </w:tr>
+    </w:tbl>
+    <w:p/>
+    <w:p>
+      <w:r>
+        <w:rPr>
+          <w:rFonts w:ascii="Microsoft YaHei" w:hAnsi="Microsoft YaHei"/>
+          <w:b/>
+          <w:color w:val="1A1A1A"/>
+        </w:rPr>
+        <w:t>关键观察：</w:t>
+      </w:r>
+    </w:p>
+    <w:p>
+      <w:pPr>
+        <w:pStyle w:val="ListBullet"/>
+      </w:pPr>
+      <w:r>
+        <w:rPr>
+          <w:rFonts w:ascii="Microsoft YaHei" w:hAnsi="Microsoft YaHei"/>
+        </w:rPr>
+        <w:t xml:space="preserve">股价低开高走，开盘价 </w:t>
+      </w:r>
+      <w:r>
+        <w:rPr>
+          <w:rFonts w:ascii="Microsoft YaHei" w:hAnsi="Microsoft YaHei"/>
+          <w:b/>
+          <w:color w:val="1A1A1A"/>
+        </w:rPr>
+        <w:t>4.81</w:t>
+      </w:r>
+      <w:r>
+        <w:rPr>
+          <w:rFonts w:ascii="Microsoft YaHei" w:hAnsi="Microsoft YaHei"/>
+        </w:rPr>
+        <w:t xml:space="preserve"> 元低于昨收 </w:t>
+      </w:r>
+      <w:r>
+        <w:rPr>
+          <w:rFonts w:ascii="Microsoft YaHei" w:hAnsi="Microsoft YaHei"/>
+          <w:b/>
+          <w:color w:val="1A1A1A"/>
+        </w:rPr>
+        <w:t>4.82</w:t>
+      </w:r>
+      <w:r>
+        <w:rPr>
+          <w:rFonts w:ascii="Microsoft YaHei" w:hAnsi="Microsoft YaHei"/>
+        </w:rPr>
+        <w:t xml:space="preserve"> 元，随后拉升至最高 </w:t>
+      </w:r>
+      <w:r>
+        <w:rPr>
+          <w:rFonts w:ascii="Microsoft YaHei" w:hAnsi="Microsoft YaHei"/>
+          <w:b/>
+          <w:color w:val="1A1A1A"/>
+        </w:rPr>
+        <w:t>4.95</w:t>
+      </w:r>
+      <w:r>
+        <w:rPr>
+          <w:rFonts w:ascii="Microsoft YaHei" w:hAnsi="Microsoft YaHei"/>
+        </w:rPr>
+        <w:t xml:space="preserve"> 元，收于 </w:t>
+      </w:r>
+      <w:r>
+        <w:rPr>
+          <w:rFonts w:ascii="Microsoft YaHei" w:hAnsi="Microsoft YaHei"/>
+          <w:b/>
+          <w:color w:val="1A1A1A"/>
+        </w:rPr>
+        <w:t>4.94</w:t>
+      </w:r>
+      <w:r>
+        <w:rPr>
+          <w:rFonts w:ascii="Microsoft YaHei" w:hAnsi="Microsoft YaHei"/>
+        </w:rPr>
+        <w:t xml:space="preserve"> 元，形成一根实体阳线。</w:t>
+      </w:r>
+    </w:p>
+    <w:p>
+      <w:pPr>
+        <w:pStyle w:val="ListBullet"/>
+      </w:pPr>
+      <w:r>
+        <w:rPr>
+          <w:rFonts w:ascii="Microsoft YaHei" w:hAnsi="Microsoft YaHei"/>
+        </w:rPr>
+        <w:t xml:space="preserve">外盘 </w:t>
+      </w:r>
+      <w:r>
+        <w:rPr>
+          <w:rFonts w:ascii="Microsoft YaHei" w:hAnsi="Microsoft YaHei"/>
+          <w:b/>
+          <w:color w:val="1A1A1A"/>
+        </w:rPr>
+        <w:t>153.1 万手</w:t>
+      </w:r>
+      <w:r>
+        <w:rPr>
+          <w:rFonts w:ascii="Microsoft YaHei" w:hAnsi="Microsoft YaHei"/>
+        </w:rPr>
+        <w:t xml:space="preserve"> 远大于内盘 </w:t>
+      </w:r>
+      <w:r>
+        <w:rPr>
+          <w:rFonts w:ascii="Microsoft YaHei" w:hAnsi="Microsoft YaHei"/>
+          <w:b/>
+          <w:color w:val="1A1A1A"/>
+        </w:rPr>
+        <w:t>99.8 万手</w:t>
+      </w:r>
+      <w:r>
+        <w:rPr>
+          <w:rFonts w:ascii="Microsoft YaHei" w:hAnsi="Microsoft YaHei"/>
+        </w:rPr>
+        <w:t>（外盘/内盘 ≈ 1.53），主动买盘显著强于卖盘，资金承接意愿坚决。</w:t>
+      </w:r>
+    </w:p>
+    <w:p>
+      <w:pPr>
+        <w:pStyle w:val="ListBullet"/>
+      </w:pPr>
+      <w:r>
+        <w:rPr>
+          <w:rFonts w:ascii="Microsoft YaHei" w:hAnsi="Microsoft YaHei"/>
+        </w:rPr>
+        <w:t xml:space="preserve">换手率 </w:t>
+      </w:r>
+      <w:r>
+        <w:rPr>
+          <w:rFonts w:ascii="Microsoft YaHei" w:hAnsi="Microsoft YaHei"/>
+          <w:b/>
+          <w:color w:val="1A1A1A"/>
+        </w:rPr>
+        <w:t>0.52%</w:t>
+      </w:r>
+      <w:r>
+        <w:rPr>
+          <w:rFonts w:ascii="Microsoft YaHei" w:hAnsi="Microsoft YaHei"/>
+        </w:rPr>
+        <w:t xml:space="preserve">，较上日全天 </w:t>
+      </w:r>
+      <w:r>
+        <w:rPr>
+          <w:rFonts w:ascii="Microsoft YaHei" w:hAnsi="Microsoft YaHei"/>
+          <w:b/>
+          <w:color w:val="1A1A1A"/>
+        </w:rPr>
+        <w:t>0.423%</w:t>
+      </w:r>
+      <w:r>
+        <w:rPr>
+          <w:rFonts w:ascii="Microsoft YaHei" w:hAnsi="Microsoft YaHei"/>
+        </w:rPr>
+        <w:t xml:space="preserve"> 放大 </w:t>
+      </w:r>
+      <w:r>
+        <w:rPr>
+          <w:rFonts w:ascii="Microsoft YaHei" w:hAnsi="Microsoft YaHei"/>
+          <w:b/>
+          <w:color w:val="1A1A1A"/>
+        </w:rPr>
+        <w:t>约23%</w:t>
+      </w:r>
+      <w:r>
+        <w:rPr>
+          <w:rFonts w:ascii="Microsoft YaHei" w:hAnsi="Microsoft YaHei"/>
+        </w:rPr>
+        <w:t>，属于温和放量上涨，量价配合健康。</w:t>
+      </w:r>
+    </w:p>
+    <w:p>
+      <w:pPr>
+        <w:spacing w:before="240" w:after="240"/>
+        <w:pBdr>
+          <w:bottom w:val="single" w:sz="4" w:space="1" w:color="D0D7DE"/>
+        </w:pBdr>
+      </w:pPr>
+    </w:p>
+    <w:p>
+      <w:pPr>
+        <w:spacing w:before="360" w:after="80" w:line="288" w:lineRule="auto"/>
+        <w:pBdr>
+          <w:bottom w:val="single" w:sz="4" w:space="4" w:color="D0D7DE"/>
+        </w:pBdr>
+      </w:pPr>
+      <w:r>
+        <w:rPr>
+          <w:rFonts w:ascii="Microsoft YaHei" w:hAnsi="Microsoft YaHei"/>
+          <w:b/>
+          <w:color w:val="1A1A1A"/>
+          <w:sz w:val="28"/>
+        </w:rPr>
+        <w:t>资金面</w:t>
+      </w:r>
+    </w:p>
     <w:p>
       <w:pPr>
         <w:spacing w:before="280" w:after="80" w:line="312" w:lineRule="auto"/>
@@ -234,7 +878,791 @@
           <w:color w:val="333333"/>
           <w:sz w:val="24"/>
         </w:rPr>
-        <w:t>核心交易数据</w:t>
+        <w:t>今日资金流向（午间统计）</w:t>
+      </w:r>
+    </w:p>
+    <w:tbl>
+      <w:tblPr>
+        <w:tblStyle w:val="TableGrid"/>
+        <w:tblW w:type="auto" w:w="0"/>
+        <w:jc w:val="center"/>
+        <w:tblLayout w:type="autofit"/>
+        <w:tblLook w:firstColumn="1" w:firstRow="1" w:lastColumn="0" w:lastRow="0" w:noHBand="0" w:noVBand="1" w:val="04A0"/>
+      </w:tblPr>
+      <w:tblGrid>
+        <w:gridCol w:w="4533"/>
+        <w:gridCol w:w="4533"/>
+      </w:tblGrid>
+      <w:tr>
+        <w:tc>
+          <w:tcPr>
+            <w:tcW w:type="dxa" w:w="4533"/>
+            <w:shd w:fill="F6F8FA" w:val="clear"/>
+          </w:tcPr>
+          <w:p>
+            <w:pPr>
+              <w:spacing w:before="40" w:after="40" w:line="288" w:lineRule="auto"/>
+            </w:pPr>
+            <w:r/>
+            <w:r>
+              <w:rPr>
+                <w:rFonts w:ascii="Microsoft YaHei" w:hAnsi="Microsoft YaHei"/>
+                <w:b/>
+                <w:color w:val="1A1A1A"/>
+                <w:sz w:val="18"/>
+              </w:rPr>
+              <w:t>指标</w:t>
+            </w:r>
+          </w:p>
+        </w:tc>
+        <w:tc>
+          <w:tcPr>
+            <w:tcW w:type="dxa" w:w="4533"/>
+            <w:shd w:fill="F6F8FA" w:val="clear"/>
+          </w:tcPr>
+          <w:p>
+            <w:pPr>
+              <w:spacing w:before="40" w:after="40" w:line="288" w:lineRule="auto"/>
+            </w:pPr>
+            <w:r/>
+            <w:r>
+              <w:rPr>
+                <w:rFonts w:ascii="Microsoft YaHei" w:hAnsi="Microsoft YaHei"/>
+                <w:b/>
+                <w:color w:val="1A1A1A"/>
+                <w:sz w:val="18"/>
+              </w:rPr>
+              <w:t>数据</w:t>
+            </w:r>
+          </w:p>
+        </w:tc>
+      </w:tr>
+      <w:tr>
+        <w:tc>
+          <w:tcPr>
+            <w:tcW w:type="dxa" w:w="4533"/>
+          </w:tcPr>
+          <w:p>
+            <w:pPr>
+              <w:spacing w:before="40" w:after="40" w:line="288" w:lineRule="auto"/>
+            </w:pPr>
+            <w:r/>
+            <w:r>
+              <w:rPr>
+                <w:rFonts w:ascii="Microsoft YaHei" w:hAnsi="Microsoft YaHei"/>
+                <w:sz w:val="18"/>
+              </w:rPr>
+              <w:t>净流向</w:t>
+            </w:r>
+          </w:p>
+        </w:tc>
+        <w:tc>
+          <w:tcPr>
+            <w:tcW w:type="dxa" w:w="4533"/>
+          </w:tcPr>
+          <w:p>
+            <w:pPr>
+              <w:spacing w:before="40" w:after="40" w:line="288" w:lineRule="auto"/>
+            </w:pPr>
+            <w:r/>
+            <w:r>
+              <w:rPr>
+                <w:rFonts w:ascii="Microsoft YaHei" w:hAnsi="Microsoft YaHei"/>
+                <w:b/>
+                <w:color w:val="1A1A1A"/>
+                <w:sz w:val="18"/>
+              </w:rPr>
+              <w:t>净流入 2.45 亿元</w:t>
+            </w:r>
+          </w:p>
+        </w:tc>
+      </w:tr>
+      <w:tr>
+        <w:tc>
+          <w:tcPr>
+            <w:tcW w:type="dxa" w:w="4533"/>
+            <w:shd w:fill="F8F9FA" w:val="clear"/>
+          </w:tcPr>
+          <w:p>
+            <w:pPr>
+              <w:spacing w:before="40" w:after="40" w:line="288" w:lineRule="auto"/>
+            </w:pPr>
+            <w:r/>
+            <w:r>
+              <w:rPr>
+                <w:rFonts w:ascii="Microsoft YaHei" w:hAnsi="Microsoft YaHei"/>
+                <w:sz w:val="18"/>
+              </w:rPr>
+              <w:t>资金流入分钟数</w:t>
+            </w:r>
+          </w:p>
+        </w:tc>
+        <w:tc>
+          <w:tcPr>
+            <w:tcW w:type="dxa" w:w="4533"/>
+            <w:shd w:fill="F8F9FA" w:val="clear"/>
+          </w:tcPr>
+          <w:p>
+            <w:pPr>
+              <w:spacing w:before="40" w:after="40" w:line="288" w:lineRule="auto"/>
+            </w:pPr>
+            <w:r/>
+            <w:r>
+              <w:rPr>
+                <w:rFonts w:ascii="Microsoft YaHei" w:hAnsi="Microsoft YaHei"/>
+                <w:b/>
+                <w:color w:val="1A1A1A"/>
+                <w:sz w:val="18"/>
+              </w:rPr>
+              <w:t>147 分钟</w:t>
+            </w:r>
+          </w:p>
+        </w:tc>
+      </w:tr>
+      <w:tr>
+        <w:tc>
+          <w:tcPr>
+            <w:tcW w:type="dxa" w:w="4533"/>
+          </w:tcPr>
+          <w:p>
+            <w:pPr>
+              <w:spacing w:before="40" w:after="40" w:line="288" w:lineRule="auto"/>
+            </w:pPr>
+            <w:r/>
+            <w:r>
+              <w:rPr>
+                <w:rFonts w:ascii="Microsoft YaHei" w:hAnsi="Microsoft YaHei"/>
+                <w:sz w:val="18"/>
+              </w:rPr>
+              <w:t>资金流出分钟数</w:t>
+            </w:r>
+          </w:p>
+        </w:tc>
+        <w:tc>
+          <w:tcPr>
+            <w:tcW w:type="dxa" w:w="4533"/>
+          </w:tcPr>
+          <w:p>
+            <w:pPr>
+              <w:spacing w:before="40" w:after="40" w:line="288" w:lineRule="auto"/>
+            </w:pPr>
+            <w:r/>
+            <w:r>
+              <w:rPr>
+                <w:rFonts w:ascii="Microsoft YaHei" w:hAnsi="Microsoft YaHei"/>
+                <w:b/>
+                <w:color w:val="1A1A1A"/>
+                <w:sz w:val="18"/>
+              </w:rPr>
+              <w:t>59 分钟</w:t>
+            </w:r>
+          </w:p>
+        </w:tc>
+      </w:tr>
+      <w:tr>
+        <w:tc>
+          <w:tcPr>
+            <w:tcW w:type="dxa" w:w="4533"/>
+            <w:shd w:fill="F8F9FA" w:val="clear"/>
+          </w:tcPr>
+          <w:p>
+            <w:pPr>
+              <w:spacing w:before="40" w:after="40" w:line="288" w:lineRule="auto"/>
+            </w:pPr>
+            <w:r/>
+            <w:r>
+              <w:rPr>
+                <w:rFonts w:ascii="Microsoft YaHei" w:hAnsi="Microsoft YaHei"/>
+                <w:sz w:val="18"/>
+              </w:rPr>
+              <w:t>最大单分钟流入</w:t>
+            </w:r>
+          </w:p>
+        </w:tc>
+        <w:tc>
+          <w:tcPr>
+            <w:tcW w:type="dxa" w:w="4533"/>
+            <w:shd w:fill="F8F9FA" w:val="clear"/>
+          </w:tcPr>
+          <w:p>
+            <w:pPr>
+              <w:spacing w:before="40" w:after="40" w:line="288" w:lineRule="auto"/>
+            </w:pPr>
+            <w:r/>
+            <w:r>
+              <w:rPr>
+                <w:rFonts w:ascii="Microsoft YaHei" w:hAnsi="Microsoft YaHei"/>
+                <w:b/>
+                <w:color w:val="1A1A1A"/>
+                <w:sz w:val="18"/>
+              </w:rPr>
+              <w:t>1,708.7 万元</w:t>
+            </w:r>
+          </w:p>
+        </w:tc>
+      </w:tr>
+      <w:tr>
+        <w:tc>
+          <w:tcPr>
+            <w:tcW w:type="dxa" w:w="4533"/>
+          </w:tcPr>
+          <w:p>
+            <w:pPr>
+              <w:spacing w:before="40" w:after="40" w:line="288" w:lineRule="auto"/>
+            </w:pPr>
+            <w:r/>
+            <w:r>
+              <w:rPr>
+                <w:rFonts w:ascii="Microsoft YaHei" w:hAnsi="Microsoft YaHei"/>
+                <w:sz w:val="18"/>
+              </w:rPr>
+              <w:t>最大单分钟流出</w:t>
+            </w:r>
+          </w:p>
+        </w:tc>
+        <w:tc>
+          <w:tcPr>
+            <w:tcW w:type="dxa" w:w="4533"/>
+          </w:tcPr>
+          <w:p>
+            <w:pPr>
+              <w:spacing w:before="40" w:after="40" w:line="288" w:lineRule="auto"/>
+            </w:pPr>
+            <w:r/>
+            <w:r>
+              <w:rPr>
+                <w:rFonts w:ascii="Microsoft YaHei" w:hAnsi="Microsoft YaHei"/>
+                <w:b/>
+                <w:color w:val="1A1A1A"/>
+                <w:sz w:val="18"/>
+              </w:rPr>
+              <w:t>881.2 万元</w:t>
+            </w:r>
+          </w:p>
+        </w:tc>
+      </w:tr>
+    </w:tbl>
+    <w:p/>
+    <w:p>
+      <w:r>
+        <w:rPr>
+          <w:rFonts w:ascii="Microsoft YaHei" w:hAnsi="Microsoft YaHei"/>
+        </w:rPr>
+        <w:t xml:space="preserve">今日资金呈持续净流入态势，流入分钟数为流出分钟数的近 </w:t>
+      </w:r>
+      <w:r>
+        <w:rPr>
+          <w:rFonts w:ascii="Microsoft YaHei" w:hAnsi="Microsoft YaHei"/>
+          <w:b/>
+          <w:color w:val="1A1A1A"/>
+        </w:rPr>
+        <w:t>2.5 倍</w:t>
+      </w:r>
+      <w:r>
+        <w:rPr>
+          <w:rFonts w:ascii="Microsoft YaHei" w:hAnsi="Microsoft YaHei"/>
+        </w:rPr>
+        <w:t xml:space="preserve">，且最大单分钟流入规模接近流出规模的 </w:t>
+      </w:r>
+      <w:r>
+        <w:rPr>
+          <w:rFonts w:ascii="Microsoft YaHei" w:hAnsi="Microsoft YaHei"/>
+          <w:b/>
+          <w:color w:val="1A1A1A"/>
+        </w:rPr>
+        <w:t>2 倍</w:t>
+      </w:r>
+      <w:r>
+        <w:rPr>
+          <w:rFonts w:ascii="Microsoft YaHei" w:hAnsi="Microsoft YaHei"/>
+        </w:rPr>
+        <w:t>，显示主力资金买入意愿强劲。</w:t>
+      </w:r>
+    </w:p>
+    <w:p>
+      <w:pPr>
+        <w:spacing w:before="280" w:after="80" w:line="312" w:lineRule="auto"/>
+      </w:pPr>
+      <w:r>
+        <w:rPr>
+          <w:rFonts w:ascii="Microsoft YaHei" w:hAnsi="Microsoft YaHei"/>
+          <w:b/>
+          <w:color w:val="333333"/>
+          <w:sz w:val="24"/>
+        </w:rPr>
+        <w:t>上一个交易日资金细分</w:t>
+      </w:r>
+    </w:p>
+    <w:tbl>
+      <w:tblPr>
+        <w:tblStyle w:val="TableGrid"/>
+        <w:tblW w:type="auto" w:w="0"/>
+        <w:jc w:val="center"/>
+        <w:tblLayout w:type="autofit"/>
+        <w:tblLook w:firstColumn="1" w:firstRow="1" w:lastColumn="0" w:lastRow="0" w:noHBand="0" w:noVBand="1" w:val="04A0"/>
+      </w:tblPr>
+      <w:tblGrid>
+        <w:gridCol w:w="2266"/>
+        <w:gridCol w:w="2266"/>
+        <w:gridCol w:w="2266"/>
+        <w:gridCol w:w="2266"/>
+      </w:tblGrid>
+      <w:tr>
+        <w:tc>
+          <w:tcPr>
+            <w:tcW w:type="dxa" w:w="2266"/>
+            <w:shd w:fill="F6F8FA" w:val="clear"/>
+          </w:tcPr>
+          <w:p>
+            <w:pPr>
+              <w:spacing w:before="40" w:after="40" w:line="288" w:lineRule="auto"/>
+            </w:pPr>
+            <w:r/>
+            <w:r>
+              <w:rPr>
+                <w:rFonts w:ascii="Microsoft YaHei" w:hAnsi="Microsoft YaHei"/>
+                <w:b/>
+                <w:color w:val="1A1A1A"/>
+                <w:sz w:val="18"/>
+              </w:rPr>
+              <w:t>类型</w:t>
+            </w:r>
+          </w:p>
+        </w:tc>
+        <w:tc>
+          <w:tcPr>
+            <w:tcW w:type="dxa" w:w="2266"/>
+            <w:shd w:fill="F6F8FA" w:val="clear"/>
+          </w:tcPr>
+          <w:p>
+            <w:pPr>
+              <w:spacing w:before="40" w:after="40" w:line="288" w:lineRule="auto"/>
+            </w:pPr>
+            <w:r/>
+            <w:r>
+              <w:rPr>
+                <w:rFonts w:ascii="Microsoft YaHei" w:hAnsi="Microsoft YaHei"/>
+                <w:b/>
+                <w:color w:val="1A1A1A"/>
+                <w:sz w:val="18"/>
+              </w:rPr>
+              <w:t>净额</w:t>
+            </w:r>
+          </w:p>
+        </w:tc>
+        <w:tc>
+          <w:tcPr>
+            <w:tcW w:type="dxa" w:w="2266"/>
+            <w:shd w:fill="F6F8FA" w:val="clear"/>
+          </w:tcPr>
+          <w:p>
+            <w:pPr>
+              <w:spacing w:before="40" w:after="40" w:line="288" w:lineRule="auto"/>
+            </w:pPr>
+            <w:r/>
+            <w:r>
+              <w:rPr>
+                <w:rFonts w:ascii="Microsoft YaHei" w:hAnsi="Microsoft YaHei"/>
+                <w:b/>
+                <w:color w:val="1A1A1A"/>
+                <w:sz w:val="18"/>
+              </w:rPr>
+              <w:t>买入</w:t>
+            </w:r>
+          </w:p>
+        </w:tc>
+        <w:tc>
+          <w:tcPr>
+            <w:tcW w:type="dxa" w:w="2266"/>
+            <w:shd w:fill="F6F8FA" w:val="clear"/>
+          </w:tcPr>
+          <w:p>
+            <w:pPr>
+              <w:spacing w:before="40" w:after="40" w:line="288" w:lineRule="auto"/>
+            </w:pPr>
+            <w:r/>
+            <w:r>
+              <w:rPr>
+                <w:rFonts w:ascii="Microsoft YaHei" w:hAnsi="Microsoft YaHei"/>
+                <w:b/>
+                <w:color w:val="1A1A1A"/>
+                <w:sz w:val="18"/>
+              </w:rPr>
+              <w:t>卖出</w:t>
+            </w:r>
+          </w:p>
+        </w:tc>
+      </w:tr>
+      <w:tr>
+        <w:tc>
+          <w:tcPr>
+            <w:tcW w:type="dxa" w:w="2266"/>
+          </w:tcPr>
+          <w:p>
+            <w:pPr>
+              <w:spacing w:before="40" w:after="40" w:line="288" w:lineRule="auto"/>
+            </w:pPr>
+            <w:r/>
+            <w:r>
+              <w:rPr>
+                <w:rFonts w:ascii="Microsoft YaHei" w:hAnsi="Microsoft YaHei"/>
+                <w:b/>
+                <w:color w:val="1A1A1A"/>
+                <w:sz w:val="18"/>
+              </w:rPr>
+              <w:t>大单</w:t>
+            </w:r>
+          </w:p>
+        </w:tc>
+        <w:tc>
+          <w:tcPr>
+            <w:tcW w:type="dxa" w:w="2266"/>
+          </w:tcPr>
+          <w:p>
+            <w:pPr>
+              <w:spacing w:before="40" w:after="40" w:line="288" w:lineRule="auto"/>
+            </w:pPr>
+            <w:r/>
+            <w:r>
+              <w:rPr>
+                <w:rFonts w:ascii="Microsoft YaHei" w:hAnsi="Microsoft YaHei"/>
+                <w:b/>
+                <w:color w:val="1A1A1A"/>
+                <w:sz w:val="18"/>
+              </w:rPr>
+              <w:t>+1.21 亿</w:t>
+            </w:r>
+          </w:p>
+        </w:tc>
+        <w:tc>
+          <w:tcPr>
+            <w:tcW w:type="dxa" w:w="2266"/>
+          </w:tcPr>
+          <w:p>
+            <w:pPr>
+              <w:spacing w:before="40" w:after="40" w:line="288" w:lineRule="auto"/>
+            </w:pPr>
+            <w:r/>
+            <w:r>
+              <w:rPr>
+                <w:rFonts w:ascii="Microsoft YaHei" w:hAnsi="Microsoft YaHei"/>
+                <w:sz w:val="18"/>
+              </w:rPr>
+              <w:t>2.57 亿</w:t>
+            </w:r>
+          </w:p>
+        </w:tc>
+        <w:tc>
+          <w:tcPr>
+            <w:tcW w:type="dxa" w:w="2266"/>
+          </w:tcPr>
+          <w:p>
+            <w:pPr>
+              <w:spacing w:before="40" w:after="40" w:line="288" w:lineRule="auto"/>
+            </w:pPr>
+            <w:r/>
+            <w:r>
+              <w:rPr>
+                <w:rFonts w:ascii="Microsoft YaHei" w:hAnsi="Microsoft YaHei"/>
+                <w:sz w:val="18"/>
+              </w:rPr>
+              <w:t>1.36 亿</w:t>
+            </w:r>
+          </w:p>
+        </w:tc>
+      </w:tr>
+      <w:tr>
+        <w:tc>
+          <w:tcPr>
+            <w:tcW w:type="dxa" w:w="2266"/>
+            <w:shd w:fill="F8F9FA" w:val="clear"/>
+          </w:tcPr>
+          <w:p>
+            <w:pPr>
+              <w:spacing w:before="40" w:after="40" w:line="288" w:lineRule="auto"/>
+            </w:pPr>
+            <w:r/>
+            <w:r>
+              <w:rPr>
+                <w:rFonts w:ascii="Microsoft YaHei" w:hAnsi="Microsoft YaHei"/>
+                <w:b/>
+                <w:color w:val="1A1A1A"/>
+                <w:sz w:val="18"/>
+              </w:rPr>
+              <w:t>中单</w:t>
+            </w:r>
+          </w:p>
+        </w:tc>
+        <w:tc>
+          <w:tcPr>
+            <w:tcW w:type="dxa" w:w="2266"/>
+            <w:shd w:fill="F8F9FA" w:val="clear"/>
+          </w:tcPr>
+          <w:p>
+            <w:pPr>
+              <w:spacing w:before="40" w:after="40" w:line="288" w:lineRule="auto"/>
+            </w:pPr>
+            <w:r/>
+            <w:r>
+              <w:rPr>
+                <w:rFonts w:ascii="Microsoft YaHei" w:hAnsi="Microsoft YaHei"/>
+                <w:b/>
+                <w:color w:val="1A1A1A"/>
+                <w:sz w:val="18"/>
+              </w:rPr>
+              <w:t>+0.68 亿</w:t>
+            </w:r>
+          </w:p>
+        </w:tc>
+        <w:tc>
+          <w:tcPr>
+            <w:tcW w:type="dxa" w:w="2266"/>
+            <w:shd w:fill="F8F9FA" w:val="clear"/>
+          </w:tcPr>
+          <w:p>
+            <w:pPr>
+              <w:spacing w:before="40" w:after="40" w:line="288" w:lineRule="auto"/>
+            </w:pPr>
+            <w:r/>
+            <w:r>
+              <w:rPr>
+                <w:rFonts w:ascii="Microsoft YaHei" w:hAnsi="Microsoft YaHei"/>
+                <w:sz w:val="18"/>
+              </w:rPr>
+              <w:t>2.12 亿</w:t>
+            </w:r>
+          </w:p>
+        </w:tc>
+        <w:tc>
+          <w:tcPr>
+            <w:tcW w:type="dxa" w:w="2266"/>
+            <w:shd w:fill="F8F9FA" w:val="clear"/>
+          </w:tcPr>
+          <w:p>
+            <w:pPr>
+              <w:spacing w:before="40" w:after="40" w:line="288" w:lineRule="auto"/>
+            </w:pPr>
+            <w:r/>
+            <w:r>
+              <w:rPr>
+                <w:rFonts w:ascii="Microsoft YaHei" w:hAnsi="Microsoft YaHei"/>
+                <w:sz w:val="18"/>
+              </w:rPr>
+              <w:t>1.44 亿</w:t>
+            </w:r>
+          </w:p>
+        </w:tc>
+      </w:tr>
+      <w:tr>
+        <w:tc>
+          <w:tcPr>
+            <w:tcW w:type="dxa" w:w="2266"/>
+          </w:tcPr>
+          <w:p>
+            <w:pPr>
+              <w:spacing w:before="40" w:after="40" w:line="288" w:lineRule="auto"/>
+            </w:pPr>
+            <w:r/>
+            <w:r>
+              <w:rPr>
+                <w:rFonts w:ascii="Microsoft YaHei" w:hAnsi="Microsoft YaHei"/>
+                <w:b/>
+                <w:color w:val="1A1A1A"/>
+                <w:sz w:val="18"/>
+              </w:rPr>
+              <w:t>小单</w:t>
+            </w:r>
+          </w:p>
+        </w:tc>
+        <w:tc>
+          <w:tcPr>
+            <w:tcW w:type="dxa" w:w="2266"/>
+          </w:tcPr>
+          <w:p>
+            <w:pPr>
+              <w:spacing w:before="40" w:after="40" w:line="288" w:lineRule="auto"/>
+            </w:pPr>
+            <w:r/>
+            <w:r>
+              <w:rPr>
+                <w:rFonts w:ascii="Microsoft YaHei" w:hAnsi="Microsoft YaHei"/>
+                <w:b/>
+                <w:color w:val="1A1A1A"/>
+                <w:sz w:val="18"/>
+              </w:rPr>
+              <w:t>+0.55 亿</w:t>
+            </w:r>
+          </w:p>
+        </w:tc>
+        <w:tc>
+          <w:tcPr>
+            <w:tcW w:type="dxa" w:w="2266"/>
+          </w:tcPr>
+          <w:p>
+            <w:pPr>
+              <w:spacing w:before="40" w:after="40" w:line="288" w:lineRule="auto"/>
+            </w:pPr>
+            <w:r/>
+            <w:r>
+              <w:rPr>
+                <w:rFonts w:ascii="Microsoft YaHei" w:hAnsi="Microsoft YaHei"/>
+                <w:sz w:val="18"/>
+              </w:rPr>
+              <w:t>1.12 亿</w:t>
+            </w:r>
+          </w:p>
+        </w:tc>
+        <w:tc>
+          <w:tcPr>
+            <w:tcW w:type="dxa" w:w="2266"/>
+          </w:tcPr>
+          <w:p>
+            <w:pPr>
+              <w:spacing w:before="40" w:after="40" w:line="288" w:lineRule="auto"/>
+            </w:pPr>
+            <w:r/>
+            <w:r>
+              <w:rPr>
+                <w:rFonts w:ascii="Microsoft YaHei" w:hAnsi="Microsoft YaHei"/>
+                <w:sz w:val="18"/>
+              </w:rPr>
+              <w:t>0.56 亿</w:t>
+            </w:r>
+          </w:p>
+        </w:tc>
+      </w:tr>
+      <w:tr>
+        <w:tc>
+          <w:tcPr>
+            <w:tcW w:type="dxa" w:w="2266"/>
+            <w:shd w:fill="F8F9FA" w:val="clear"/>
+          </w:tcPr>
+          <w:p>
+            <w:pPr>
+              <w:spacing w:before="40" w:after="40" w:line="288" w:lineRule="auto"/>
+            </w:pPr>
+            <w:r/>
+            <w:r>
+              <w:rPr>
+                <w:rFonts w:ascii="Microsoft YaHei" w:hAnsi="Microsoft YaHei"/>
+                <w:b/>
+                <w:color w:val="1A1A1A"/>
+                <w:sz w:val="18"/>
+              </w:rPr>
+              <w:t>合计</w:t>
+            </w:r>
+          </w:p>
+        </w:tc>
+        <w:tc>
+          <w:tcPr>
+            <w:tcW w:type="dxa" w:w="2266"/>
+            <w:shd w:fill="F8F9FA" w:val="clear"/>
+          </w:tcPr>
+          <w:p>
+            <w:pPr>
+              <w:spacing w:before="40" w:after="40" w:line="288" w:lineRule="auto"/>
+            </w:pPr>
+            <w:r/>
+            <w:r>
+              <w:rPr>
+                <w:rFonts w:ascii="Microsoft YaHei" w:hAnsi="Microsoft YaHei"/>
+                <w:b/>
+                <w:color w:val="1A1A1A"/>
+                <w:sz w:val="18"/>
+              </w:rPr>
+              <w:t>+2.44 亿</w:t>
+            </w:r>
+          </w:p>
+        </w:tc>
+        <w:tc>
+          <w:tcPr>
+            <w:tcW w:type="dxa" w:w="2266"/>
+            <w:shd w:fill="F8F9FA" w:val="clear"/>
+          </w:tcPr>
+          <w:p>
+            <w:pPr>
+              <w:spacing w:before="40" w:after="40" w:line="288" w:lineRule="auto"/>
+            </w:pPr>
+            <w:r/>
+            <w:r>
+              <w:rPr>
+                <w:rFonts w:ascii="Microsoft YaHei" w:hAnsi="Microsoft YaHei"/>
+                <w:sz w:val="18"/>
+              </w:rPr>
+              <w:t>—</w:t>
+            </w:r>
+          </w:p>
+        </w:tc>
+        <w:tc>
+          <w:tcPr>
+            <w:tcW w:type="dxa" w:w="2266"/>
+            <w:shd w:fill="F8F9FA" w:val="clear"/>
+          </w:tcPr>
+          <w:p>
+            <w:pPr>
+              <w:spacing w:before="40" w:after="40" w:line="288" w:lineRule="auto"/>
+            </w:pPr>
+            <w:r/>
+            <w:r>
+              <w:rPr>
+                <w:rFonts w:ascii="Microsoft YaHei" w:hAnsi="Microsoft YaHei"/>
+                <w:sz w:val="18"/>
+              </w:rPr>
+              <w:t>—</w:t>
+            </w:r>
+          </w:p>
+        </w:tc>
+      </w:tr>
+    </w:tbl>
+    <w:p/>
+    <w:p>
+      <w:r>
+        <w:rPr>
+          <w:rFonts w:ascii="Microsoft YaHei" w:hAnsi="Microsoft YaHei"/>
+        </w:rPr>
+        <w:t xml:space="preserve">昨日三个资金层级均为净流入，大单净流入 </w:t>
+      </w:r>
+      <w:r>
+        <w:rPr>
+          <w:rFonts w:ascii="Microsoft YaHei" w:hAnsi="Microsoft YaHei"/>
+          <w:b/>
+          <w:color w:val="1A1A1A"/>
+        </w:rPr>
+        <w:t>1.21 亿</w:t>
+      </w:r>
+      <w:r>
+        <w:rPr>
+          <w:rFonts w:ascii="Microsoft YaHei" w:hAnsi="Microsoft YaHei"/>
+        </w:rPr>
+        <w:t xml:space="preserve"> 居首，而今日午间净流入进一步扩大至 </w:t>
+      </w:r>
+      <w:r>
+        <w:rPr>
+          <w:rFonts w:ascii="Microsoft YaHei" w:hAnsi="Microsoft YaHei"/>
+          <w:b/>
+          <w:color w:val="1A1A1A"/>
+        </w:rPr>
+        <w:t>2.45 亿</w:t>
+      </w:r>
+      <w:r>
+        <w:rPr>
+          <w:rFonts w:ascii="Microsoft YaHei" w:hAnsi="Microsoft YaHei"/>
+        </w:rPr>
+        <w:t>，说明主力资金正在加速加仓。</w:t>
+      </w:r>
+    </w:p>
+    <w:p>
+      <w:pPr>
+        <w:spacing w:before="280" w:after="80" w:line="312" w:lineRule="auto"/>
+      </w:pPr>
+      <w:r>
+        <w:rPr>
+          <w:rFonts w:ascii="Microsoft YaHei" w:hAnsi="Microsoft YaHei"/>
+          <w:b/>
+          <w:color w:val="333333"/>
+          <w:sz w:val="24"/>
+        </w:rPr>
+        <w:t>融资融券（上一交易日）</w:t>
       </w:r>
     </w:p>
     <w:tbl>
@@ -310,1524 +1738,7 @@
                 <w:color w:val="1A1A1A"/>
                 <w:sz w:val="18"/>
               </w:rPr>
-              <w:t>同比/环比变化</w:t>
-            </w:r>
-          </w:p>
-        </w:tc>
-      </w:tr>
-      <w:tr>
-        <w:tc>
-          <w:tcPr>
-            <w:tcW w:type="dxa" w:w="3022"/>
-          </w:tcPr>
-          <w:p>
-            <w:pPr>
-              <w:spacing w:before="40" w:after="40" w:line="288" w:lineRule="auto"/>
-            </w:pPr>
-            <w:r/>
-            <w:r>
-              <w:rPr>
-                <w:rFonts w:ascii="Microsoft YaHei" w:hAnsi="Microsoft YaHei"/>
-                <w:b/>
-                <w:color w:val="1A1A1A"/>
-                <w:sz w:val="18"/>
-              </w:rPr>
-              <w:t>收盘价</w:t>
-            </w:r>
-          </w:p>
-        </w:tc>
-        <w:tc>
-          <w:tcPr>
-            <w:tcW w:type="dxa" w:w="3022"/>
-          </w:tcPr>
-          <w:p>
-            <w:pPr>
-              <w:spacing w:before="40" w:after="40" w:line="288" w:lineRule="auto"/>
-            </w:pPr>
-            <w:r/>
-            <w:r>
-              <w:rPr>
-                <w:rFonts w:ascii="Microsoft YaHei" w:hAnsi="Microsoft YaHei"/>
-                <w:b/>
-                <w:color w:val="1A1A1A"/>
-                <w:sz w:val="18"/>
-              </w:rPr>
-              <w:t>4.94元</w:t>
-            </w:r>
-          </w:p>
-        </w:tc>
-        <w:tc>
-          <w:tcPr>
-            <w:tcW w:type="dxa" w:w="3022"/>
-          </w:tcPr>
-          <w:p>
-            <w:pPr>
-              <w:spacing w:before="40" w:after="40" w:line="288" w:lineRule="auto"/>
-            </w:pPr>
-            <w:r/>
-            <w:r>
-              <w:rPr>
-                <w:rFonts w:ascii="Microsoft YaHei" w:hAnsi="Microsoft YaHei"/>
-                <w:sz w:val="18"/>
-              </w:rPr>
-              <w:t xml:space="preserve">较昨收 </w:t>
-            </w:r>
-            <w:r>
-              <w:rPr>
-                <w:rFonts w:ascii="Microsoft YaHei" w:hAnsi="Microsoft YaHei"/>
-                <w:b/>
-                <w:color w:val="1A1A1A"/>
-                <w:sz w:val="18"/>
-              </w:rPr>
-              <w:t>+2.49%</w:t>
-            </w:r>
-          </w:p>
-        </w:tc>
-      </w:tr>
-      <w:tr>
-        <w:tc>
-          <w:tcPr>
-            <w:tcW w:type="dxa" w:w="3022"/>
-            <w:shd w:fill="F8F9FA" w:val="clear"/>
-          </w:tcPr>
-          <w:p>
-            <w:pPr>
-              <w:spacing w:before="40" w:after="40" w:line="288" w:lineRule="auto"/>
-            </w:pPr>
-            <w:r/>
-            <w:r>
-              <w:rPr>
-                <w:rFonts w:ascii="Microsoft YaHei" w:hAnsi="Microsoft YaHei"/>
-                <w:sz w:val="18"/>
-              </w:rPr>
-              <w:t>开盘/最高/最低</w:t>
-            </w:r>
-          </w:p>
-        </w:tc>
-        <w:tc>
-          <w:tcPr>
-            <w:tcW w:type="dxa" w:w="3022"/>
-            <w:shd w:fill="F8F9FA" w:val="clear"/>
-          </w:tcPr>
-          <w:p>
-            <w:pPr>
-              <w:spacing w:before="40" w:after="40" w:line="288" w:lineRule="auto"/>
-            </w:pPr>
-            <w:r/>
-            <w:r>
-              <w:rPr>
-                <w:rFonts w:ascii="Microsoft YaHei" w:hAnsi="Microsoft YaHei"/>
-                <w:sz w:val="18"/>
-              </w:rPr>
-              <w:t>4.81 / 4.95 / 4.80</w:t>
-            </w:r>
-          </w:p>
-        </w:tc>
-        <w:tc>
-          <w:tcPr>
-            <w:tcW w:type="dxa" w:w="3022"/>
-            <w:shd w:fill="F8F9FA" w:val="clear"/>
-          </w:tcPr>
-          <w:p>
-            <w:pPr>
-              <w:spacing w:before="40" w:after="40" w:line="288" w:lineRule="auto"/>
-            </w:pPr>
-            <w:r/>
-            <w:r>
-              <w:rPr>
-                <w:rFonts w:ascii="Microsoft YaHei" w:hAnsi="Microsoft YaHei"/>
-                <w:sz w:val="18"/>
-              </w:rPr>
-              <w:t xml:space="preserve">振幅 </w:t>
-            </w:r>
-            <w:r>
-              <w:rPr>
-                <w:rFonts w:ascii="Microsoft YaHei" w:hAnsi="Microsoft YaHei"/>
-                <w:b/>
-                <w:color w:val="1A1A1A"/>
-                <w:sz w:val="18"/>
-              </w:rPr>
-              <w:t>3.11%</w:t>
-            </w:r>
-          </w:p>
-        </w:tc>
-      </w:tr>
-      <w:tr>
-        <w:tc>
-          <w:tcPr>
-            <w:tcW w:type="dxa" w:w="3022"/>
-          </w:tcPr>
-          <w:p>
-            <w:pPr>
-              <w:spacing w:before="40" w:after="40" w:line="288" w:lineRule="auto"/>
-            </w:pPr>
-            <w:r/>
-            <w:r>
-              <w:rPr>
-                <w:rFonts w:ascii="Microsoft YaHei" w:hAnsi="Microsoft YaHei"/>
-                <w:b/>
-                <w:color w:val="1A1A1A"/>
-                <w:sz w:val="18"/>
-              </w:rPr>
-              <w:t>成交额</w:t>
-            </w:r>
-          </w:p>
-        </w:tc>
-        <w:tc>
-          <w:tcPr>
-            <w:tcW w:type="dxa" w:w="3022"/>
-          </w:tcPr>
-          <w:p>
-            <w:pPr>
-              <w:spacing w:before="40" w:after="40" w:line="288" w:lineRule="auto"/>
-            </w:pPr>
-            <w:r/>
-            <w:r>
-              <w:rPr>
-                <w:rFonts w:ascii="Microsoft YaHei" w:hAnsi="Microsoft YaHei"/>
-                <w:b/>
-                <w:color w:val="1A1A1A"/>
-                <w:sz w:val="18"/>
-              </w:rPr>
-              <w:t>12.39亿元</w:t>
-            </w:r>
-          </w:p>
-        </w:tc>
-        <w:tc>
-          <w:tcPr>
-            <w:tcW w:type="dxa" w:w="3022"/>
-          </w:tcPr>
-          <w:p>
-            <w:pPr>
-              <w:spacing w:before="40" w:after="40" w:line="288" w:lineRule="auto"/>
-            </w:pPr>
-            <w:r/>
-            <w:r>
-              <w:rPr>
-                <w:rFonts w:ascii="Microsoft YaHei" w:hAnsi="Microsoft YaHei"/>
-                <w:sz w:val="18"/>
-              </w:rPr>
-              <w:t xml:space="preserve">量比 </w:t>
-            </w:r>
-            <w:r>
-              <w:rPr>
-                <w:rFonts w:ascii="Microsoft YaHei" w:hAnsi="Microsoft YaHei"/>
-                <w:b/>
-                <w:color w:val="1A1A1A"/>
-                <w:sz w:val="18"/>
-              </w:rPr>
-              <w:t>1.4</w:t>
-            </w:r>
-          </w:p>
-        </w:tc>
-      </w:tr>
-      <w:tr>
-        <w:tc>
-          <w:tcPr>
-            <w:tcW w:type="dxa" w:w="3022"/>
-            <w:shd w:fill="F8F9FA" w:val="clear"/>
-          </w:tcPr>
-          <w:p>
-            <w:pPr>
-              <w:spacing w:before="40" w:after="40" w:line="288" w:lineRule="auto"/>
-            </w:pPr>
-            <w:r/>
-            <w:r>
-              <w:rPr>
-                <w:rFonts w:ascii="Microsoft YaHei" w:hAnsi="Microsoft YaHei"/>
-                <w:sz w:val="18"/>
-              </w:rPr>
-              <w:t>换手率</w:t>
-            </w:r>
-          </w:p>
-        </w:tc>
-        <w:tc>
-          <w:tcPr>
-            <w:tcW w:type="dxa" w:w="3022"/>
-            <w:shd w:fill="F8F9FA" w:val="clear"/>
-          </w:tcPr>
-          <w:p>
-            <w:pPr>
-              <w:spacing w:before="40" w:after="40" w:line="288" w:lineRule="auto"/>
-            </w:pPr>
-            <w:r/>
-            <w:r>
-              <w:rPr>
-                <w:rFonts w:ascii="Microsoft YaHei" w:hAnsi="Microsoft YaHei"/>
-                <w:b/>
-                <w:color w:val="1A1A1A"/>
-                <w:sz w:val="18"/>
-              </w:rPr>
-              <w:t>0.52%</w:t>
-            </w:r>
-          </w:p>
-        </w:tc>
-        <w:tc>
-          <w:tcPr>
-            <w:tcW w:type="dxa" w:w="3022"/>
-            <w:shd w:fill="F8F9FA" w:val="clear"/>
-          </w:tcPr>
-          <w:p>
-            <w:pPr>
-              <w:spacing w:before="40" w:after="40" w:line="288" w:lineRule="auto"/>
-            </w:pPr>
-            <w:r/>
-            <w:r>
-              <w:rPr>
-                <w:rFonts w:ascii="Microsoft YaHei" w:hAnsi="Microsoft YaHei"/>
-                <w:sz w:val="18"/>
-              </w:rPr>
-              <w:t xml:space="preserve">较上日0.423% </w:t>
-            </w:r>
-            <w:r>
-              <w:rPr>
-                <w:rFonts w:ascii="Microsoft YaHei" w:hAnsi="Microsoft YaHei"/>
-                <w:b/>
-                <w:color w:val="1A1A1A"/>
-                <w:sz w:val="18"/>
-              </w:rPr>
-              <w:t>放量23%</w:t>
-            </w:r>
-          </w:p>
-        </w:tc>
-      </w:tr>
-      <w:tr>
-        <w:tc>
-          <w:tcPr>
-            <w:tcW w:type="dxa" w:w="3022"/>
-          </w:tcPr>
-          <w:p>
-            <w:pPr>
-              <w:spacing w:before="40" w:after="40" w:line="288" w:lineRule="auto"/>
-            </w:pPr>
-            <w:r/>
-            <w:r>
-              <w:rPr>
-                <w:rFonts w:ascii="Microsoft YaHei" w:hAnsi="Microsoft YaHei"/>
-                <w:sz w:val="18"/>
-              </w:rPr>
-              <w:t>动态市盈率</w:t>
-            </w:r>
-          </w:p>
-        </w:tc>
-        <w:tc>
-          <w:tcPr>
-            <w:tcW w:type="dxa" w:w="3022"/>
-          </w:tcPr>
-          <w:p>
-            <w:pPr>
-              <w:spacing w:before="40" w:after="40" w:line="288" w:lineRule="auto"/>
-            </w:pPr>
-            <w:r/>
-            <w:r>
-              <w:rPr>
-                <w:rFonts w:ascii="Microsoft YaHei" w:hAnsi="Microsoft YaHei"/>
-                <w:b/>
-                <w:color w:val="1A1A1A"/>
-                <w:sz w:val="18"/>
-              </w:rPr>
-              <w:t>19.23倍</w:t>
-            </w:r>
-          </w:p>
-        </w:tc>
-        <w:tc>
-          <w:tcPr>
-            <w:tcW w:type="dxa" w:w="3022"/>
-          </w:tcPr>
-          <w:p>
-            <w:pPr>
-              <w:spacing w:before="40" w:after="40" w:line="288" w:lineRule="auto"/>
-            </w:pPr>
-            <w:r/>
-            <w:r>
-              <w:rPr>
-                <w:rFonts w:ascii="Microsoft YaHei" w:hAnsi="Microsoft YaHei"/>
-                <w:sz w:val="18"/>
-              </w:rPr>
-              <w:t>—</w:t>
-            </w:r>
-          </w:p>
-        </w:tc>
-      </w:tr>
-      <w:tr>
-        <w:tc>
-          <w:tcPr>
-            <w:tcW w:type="dxa" w:w="3022"/>
-            <w:shd w:fill="F8F9FA" w:val="clear"/>
-          </w:tcPr>
-          <w:p>
-            <w:pPr>
-              <w:spacing w:before="40" w:after="40" w:line="288" w:lineRule="auto"/>
-            </w:pPr>
-            <w:r/>
-            <w:r>
-              <w:rPr>
-                <w:rFonts w:ascii="Microsoft YaHei" w:hAnsi="Microsoft YaHei"/>
-                <w:sz w:val="18"/>
-              </w:rPr>
-              <w:t>市净率</w:t>
-            </w:r>
-          </w:p>
-        </w:tc>
-        <w:tc>
-          <w:tcPr>
-            <w:tcW w:type="dxa" w:w="3022"/>
-            <w:shd w:fill="F8F9FA" w:val="clear"/>
-          </w:tcPr>
-          <w:p>
-            <w:pPr>
-              <w:spacing w:before="40" w:after="40" w:line="288" w:lineRule="auto"/>
-            </w:pPr>
-            <w:r/>
-            <w:r>
-              <w:rPr>
-                <w:rFonts w:ascii="Microsoft YaHei" w:hAnsi="Microsoft YaHei"/>
-                <w:b/>
-                <w:color w:val="1A1A1A"/>
-                <w:sz w:val="18"/>
-              </w:rPr>
-              <w:t>1.15倍</w:t>
-            </w:r>
-          </w:p>
-        </w:tc>
-        <w:tc>
-          <w:tcPr>
-            <w:tcW w:type="dxa" w:w="3022"/>
-            <w:shd w:fill="F8F9FA" w:val="clear"/>
-          </w:tcPr>
-          <w:p>
-            <w:pPr>
-              <w:spacing w:before="40" w:after="40" w:line="288" w:lineRule="auto"/>
-            </w:pPr>
-            <w:r/>
-            <w:r>
-              <w:rPr>
-                <w:rFonts w:ascii="Microsoft YaHei" w:hAnsi="Microsoft YaHei"/>
-                <w:sz w:val="18"/>
-              </w:rPr>
-              <w:t>—</w:t>
-            </w:r>
-          </w:p>
-        </w:tc>
-      </w:tr>
-      <w:tr>
-        <w:tc>
-          <w:tcPr>
-            <w:tcW w:type="dxa" w:w="3022"/>
-          </w:tcPr>
-          <w:p>
-            <w:pPr>
-              <w:spacing w:before="40" w:after="40" w:line="288" w:lineRule="auto"/>
-            </w:pPr>
-            <w:r/>
-            <w:r>
-              <w:rPr>
-                <w:rFonts w:ascii="Microsoft YaHei" w:hAnsi="Microsoft YaHei"/>
-                <w:sz w:val="18"/>
-              </w:rPr>
-              <w:t>总市值</w:t>
-            </w:r>
-          </w:p>
-        </w:tc>
-        <w:tc>
-          <w:tcPr>
-            <w:tcW w:type="dxa" w:w="3022"/>
-          </w:tcPr>
-          <w:p>
-            <w:pPr>
-              <w:spacing w:before="40" w:after="40" w:line="288" w:lineRule="auto"/>
-            </w:pPr>
-            <w:r/>
-            <w:r>
-              <w:rPr>
-                <w:rFonts w:ascii="Microsoft YaHei" w:hAnsi="Microsoft YaHei"/>
-                <w:b/>
-                <w:color w:val="1A1A1A"/>
-                <w:sz w:val="18"/>
-              </w:rPr>
-              <w:t>2416.93亿元</w:t>
-            </w:r>
-          </w:p>
-        </w:tc>
-        <w:tc>
-          <w:tcPr>
-            <w:tcW w:type="dxa" w:w="3022"/>
-          </w:tcPr>
-          <w:p>
-            <w:pPr>
-              <w:spacing w:before="40" w:after="40" w:line="288" w:lineRule="auto"/>
-            </w:pPr>
-            <w:r/>
-            <w:r>
-              <w:rPr>
-                <w:rFonts w:ascii="Microsoft YaHei" w:hAnsi="Microsoft YaHei"/>
-                <w:sz w:val="18"/>
-              </w:rPr>
-              <w:t>—</w:t>
-            </w:r>
-          </w:p>
-        </w:tc>
-      </w:tr>
-    </w:tbl>
-    <w:p/>
-    <w:p>
-      <w:pPr>
-        <w:spacing w:before="280" w:after="80" w:line="312" w:lineRule="auto"/>
-      </w:pPr>
-      <w:r>
-        <w:rPr>
-          <w:rFonts w:ascii="Microsoft YaHei" w:hAnsi="Microsoft YaHei"/>
-          <w:b/>
-          <w:color w:val="333333"/>
-          <w:sz w:val="24"/>
-        </w:rPr>
-        <w:t>关键解读</w:t>
-      </w:r>
-    </w:p>
-    <w:p>
-      <w:pPr>
-        <w:pStyle w:val="ListBullet"/>
-      </w:pPr>
-      <w:r>
-        <w:rPr>
-          <w:rFonts w:ascii="Microsoft YaHei" w:hAnsi="Microsoft YaHei"/>
-        </w:rPr>
-        <w:t xml:space="preserve">京沪高铁今日低开于 </w:t>
-      </w:r>
-      <w:r>
-        <w:rPr>
-          <w:rFonts w:ascii="Microsoft YaHei" w:hAnsi="Microsoft YaHei"/>
-          <w:b/>
-          <w:color w:val="1A1A1A"/>
-        </w:rPr>
-        <w:t>4.81元</w:t>
-      </w:r>
-      <w:r>
-        <w:rPr>
-          <w:rFonts w:ascii="Microsoft YaHei" w:hAnsi="Microsoft YaHei"/>
-        </w:rPr>
-        <w:t xml:space="preserve">（跌0.21%），随后震荡走高，盘中最高触及 </w:t>
-      </w:r>
-      <w:r>
-        <w:rPr>
-          <w:rFonts w:ascii="Microsoft YaHei" w:hAnsi="Microsoft YaHei"/>
-          <w:b/>
-          <w:color w:val="1A1A1A"/>
-        </w:rPr>
-        <w:t>4.95元</w:t>
-      </w:r>
-      <w:r>
-        <w:rPr>
-          <w:rFonts w:ascii="Microsoft YaHei" w:hAnsi="Microsoft YaHei"/>
-        </w:rPr>
-        <w:t xml:space="preserve">，最终午盘收于 </w:t>
-      </w:r>
-      <w:r>
-        <w:rPr>
-          <w:rFonts w:ascii="Microsoft YaHei" w:hAnsi="Microsoft YaHei"/>
-          <w:b/>
-          <w:color w:val="1A1A1A"/>
-        </w:rPr>
-        <w:t>4.94元</w:t>
-      </w:r>
-      <w:r>
-        <w:rPr>
-          <w:rFonts w:ascii="Microsoft YaHei" w:hAnsi="Microsoft YaHei"/>
-        </w:rPr>
-        <w:t xml:space="preserve">，涨幅 </w:t>
-      </w:r>
-      <w:r>
-        <w:rPr>
-          <w:rFonts w:ascii="Microsoft YaHei" w:hAnsi="Microsoft YaHei"/>
-          <w:b/>
-          <w:color w:val="1A1A1A"/>
-        </w:rPr>
-        <w:t>2.49%</w:t>
-      </w:r>
-      <w:r>
-        <w:rPr>
-          <w:rFonts w:ascii="Microsoft YaHei" w:hAnsi="Microsoft YaHei"/>
-        </w:rPr>
-        <w:t>，已收复昨天下跌失地。</w:t>
-      </w:r>
-    </w:p>
-    <w:p>
-      <w:pPr>
-        <w:pStyle w:val="ListBullet"/>
-      </w:pPr>
-      <w:r>
-        <w:rPr>
-          <w:rFonts w:ascii="Microsoft YaHei" w:hAnsi="Microsoft YaHei"/>
-        </w:rPr>
-        <w:t xml:space="preserve">成交额12.39亿元，量比 </w:t>
-      </w:r>
-      <w:r>
-        <w:rPr>
-          <w:rFonts w:ascii="Microsoft YaHei" w:hAnsi="Microsoft YaHei"/>
-          <w:b/>
-          <w:color w:val="1A1A1A"/>
-        </w:rPr>
-        <w:t>1.4</w:t>
-      </w:r>
-      <w:r>
-        <w:rPr>
-          <w:rFonts w:ascii="Microsoft YaHei" w:hAnsi="Microsoft YaHei"/>
-        </w:rPr>
-        <w:t xml:space="preserve">，换手率0.52%较上日0.423%放大约 </w:t>
-      </w:r>
-      <w:r>
-        <w:rPr>
-          <w:rFonts w:ascii="Microsoft YaHei" w:hAnsi="Microsoft YaHei"/>
-          <w:b/>
-          <w:color w:val="1A1A1A"/>
-        </w:rPr>
-        <w:t>23%</w:t>
-      </w:r>
-      <w:r>
-        <w:rPr>
-          <w:rFonts w:ascii="Microsoft YaHei" w:hAnsi="Microsoft YaHei"/>
-        </w:rPr>
-        <w:t>，量价齐升信号明确。</w:t>
-      </w:r>
-    </w:p>
-    <w:p>
-      <w:pPr>
-        <w:pStyle w:val="ListBullet"/>
-      </w:pPr>
-      <w:r>
-        <w:rPr>
-          <w:rFonts w:ascii="Microsoft YaHei" w:hAnsi="Microsoft YaHei"/>
-        </w:rPr>
-        <w:t xml:space="preserve">外盘 </w:t>
-      </w:r>
-      <w:r>
-        <w:rPr>
-          <w:rFonts w:ascii="Microsoft YaHei" w:hAnsi="Microsoft YaHei"/>
-          <w:b/>
-          <w:color w:val="1A1A1A"/>
-        </w:rPr>
-        <w:t>153.1万手</w:t>
-      </w:r>
-      <w:r>
-        <w:rPr>
-          <w:rFonts w:ascii="Microsoft YaHei" w:hAnsi="Microsoft YaHei"/>
-        </w:rPr>
-        <w:t xml:space="preserve"> 显著大于内盘 </w:t>
-      </w:r>
-      <w:r>
-        <w:rPr>
-          <w:rFonts w:ascii="Microsoft YaHei" w:hAnsi="Microsoft YaHei"/>
-          <w:b/>
-          <w:color w:val="1A1A1A"/>
-        </w:rPr>
-        <w:t>99.8万手</w:t>
-      </w:r>
-      <w:r>
-        <w:rPr>
-          <w:rFonts w:ascii="Microsoft YaHei" w:hAnsi="Microsoft YaHei"/>
-        </w:rPr>
-        <w:t xml:space="preserve">（外盘占比 </w:t>
-      </w:r>
-      <w:r>
-        <w:rPr>
-          <w:rFonts w:ascii="Microsoft YaHei" w:hAnsi="Microsoft YaHei"/>
-          <w:b/>
-          <w:color w:val="1A1A1A"/>
-        </w:rPr>
-        <w:t>60.5%</w:t>
-      </w:r>
-      <w:r>
-        <w:rPr>
-          <w:rFonts w:ascii="Microsoft YaHei" w:hAnsi="Microsoft YaHei"/>
-        </w:rPr>
-        <w:t>），显示买方力量明显占优。</w:t>
-      </w:r>
-    </w:p>
-    <w:p>
-      <w:pPr>
-        <w:spacing w:before="240" w:after="240"/>
-        <w:pBdr>
-          <w:bottom w:val="single" w:sz="4" w:space="1" w:color="D0D7DE"/>
-        </w:pBdr>
-      </w:pPr>
-    </w:p>
-    <w:p>
-      <w:pPr>
-        <w:spacing w:before="360" w:after="80" w:line="288" w:lineRule="auto"/>
-        <w:pBdr>
-          <w:bottom w:val="single" w:sz="4" w:space="4" w:color="D0D7DE"/>
-        </w:pBdr>
-      </w:pPr>
-      <w:r>
-        <w:rPr>
-          <w:rFonts w:ascii="Microsoft YaHei" w:hAnsi="Microsoft YaHei"/>
-          <w:b/>
-          <w:color w:val="1A1A1A"/>
-          <w:sz w:val="28"/>
-        </w:rPr>
-        <w:t>资金面</w:t>
-      </w:r>
-    </w:p>
-    <w:p>
-      <w:pPr>
-        <w:spacing w:before="280" w:after="80" w:line="312" w:lineRule="auto"/>
-      </w:pPr>
-      <w:r>
-        <w:rPr>
-          <w:rFonts w:ascii="Microsoft YaHei" w:hAnsi="Microsoft YaHei"/>
-          <w:b/>
-          <w:color w:val="333333"/>
-          <w:sz w:val="24"/>
-        </w:rPr>
-        <w:t>今日盘中资金流向（逐分钟统计）</w:t>
-      </w:r>
-    </w:p>
-    <w:tbl>
-      <w:tblPr>
-        <w:tblStyle w:val="TableGrid"/>
-        <w:tblW w:type="auto" w:w="0"/>
-        <w:jc w:val="center"/>
-        <w:tblLayout w:type="autofit"/>
-        <w:tblLook w:firstColumn="1" w:firstRow="1" w:lastColumn="0" w:lastRow="0" w:noHBand="0" w:noVBand="1" w:val="04A0"/>
-      </w:tblPr>
-      <w:tblGrid>
-        <w:gridCol w:w="4533"/>
-        <w:gridCol w:w="4533"/>
-      </w:tblGrid>
-      <w:tr>
-        <w:tc>
-          <w:tcPr>
-            <w:tcW w:type="dxa" w:w="4533"/>
-            <w:shd w:fill="F6F8FA" w:val="clear"/>
-          </w:tcPr>
-          <w:p>
-            <w:pPr>
-              <w:spacing w:before="40" w:after="40" w:line="288" w:lineRule="auto"/>
-            </w:pPr>
-            <w:r/>
-            <w:r>
-              <w:rPr>
-                <w:rFonts w:ascii="Microsoft YaHei" w:hAnsi="Microsoft YaHei"/>
-                <w:b/>
-                <w:color w:val="1A1A1A"/>
-                <w:sz w:val="18"/>
-              </w:rPr>
-              <w:t>指标</w:t>
-            </w:r>
-          </w:p>
-        </w:tc>
-        <w:tc>
-          <w:tcPr>
-            <w:tcW w:type="dxa" w:w="4533"/>
-            <w:shd w:fill="F6F8FA" w:val="clear"/>
-          </w:tcPr>
-          <w:p>
-            <w:pPr>
-              <w:spacing w:before="40" w:after="40" w:line="288" w:lineRule="auto"/>
-            </w:pPr>
-            <w:r/>
-            <w:r>
-              <w:rPr>
-                <w:rFonts w:ascii="Microsoft YaHei" w:hAnsi="Microsoft YaHei"/>
-                <w:b/>
-                <w:color w:val="1A1A1A"/>
-                <w:sz w:val="18"/>
-              </w:rPr>
-              <w:t>数据</w:t>
-            </w:r>
-          </w:p>
-        </w:tc>
-      </w:tr>
-      <w:tr>
-        <w:tc>
-          <w:tcPr>
-            <w:tcW w:type="dxa" w:w="4533"/>
-          </w:tcPr>
-          <w:p>
-            <w:pPr>
-              <w:spacing w:before="40" w:after="40" w:line="288" w:lineRule="auto"/>
-            </w:pPr>
-            <w:r/>
-            <w:r>
-              <w:rPr>
-                <w:rFonts w:ascii="Microsoft YaHei" w:hAnsi="Microsoft YaHei"/>
-                <w:b/>
-                <w:color w:val="1A1A1A"/>
-                <w:sz w:val="18"/>
-              </w:rPr>
-              <w:t>净流向</w:t>
-            </w:r>
-          </w:p>
-        </w:tc>
-        <w:tc>
-          <w:tcPr>
-            <w:tcW w:type="dxa" w:w="4533"/>
-          </w:tcPr>
-          <w:p>
-            <w:pPr>
-              <w:spacing w:before="40" w:after="40" w:line="288" w:lineRule="auto"/>
-            </w:pPr>
-            <w:r/>
-            <w:r>
-              <w:rPr>
-                <w:rFonts w:ascii="Microsoft YaHei" w:hAnsi="Microsoft YaHei"/>
-                <w:b/>
-                <w:color w:val="1A1A1A"/>
-                <w:sz w:val="18"/>
-              </w:rPr>
-              <w:t>净流入1.77亿元</w:t>
-            </w:r>
-          </w:p>
-        </w:tc>
-      </w:tr>
-      <w:tr>
-        <w:tc>
-          <w:tcPr>
-            <w:tcW w:type="dxa" w:w="4533"/>
-            <w:shd w:fill="F8F9FA" w:val="clear"/>
-          </w:tcPr>
-          <w:p>
-            <w:pPr>
-              <w:spacing w:before="40" w:after="40" w:line="288" w:lineRule="auto"/>
-            </w:pPr>
-            <w:r/>
-            <w:r>
-              <w:rPr>
-                <w:rFonts w:ascii="Microsoft YaHei" w:hAnsi="Microsoft YaHei"/>
-                <w:sz w:val="18"/>
-              </w:rPr>
-              <w:t>资金流入分钟数</w:t>
-            </w:r>
-          </w:p>
-        </w:tc>
-        <w:tc>
-          <w:tcPr>
-            <w:tcW w:type="dxa" w:w="4533"/>
-            <w:shd w:fill="F8F9FA" w:val="clear"/>
-          </w:tcPr>
-          <w:p>
-            <w:pPr>
-              <w:spacing w:before="40" w:after="40" w:line="288" w:lineRule="auto"/>
-            </w:pPr>
-            <w:r/>
-            <w:r>
-              <w:rPr>
-                <w:rFonts w:ascii="Microsoft YaHei" w:hAnsi="Microsoft YaHei"/>
-                <w:sz w:val="18"/>
-              </w:rPr>
-              <w:t>80分钟</w:t>
-            </w:r>
-          </w:p>
-        </w:tc>
-      </w:tr>
-      <w:tr>
-        <w:tc>
-          <w:tcPr>
-            <w:tcW w:type="dxa" w:w="4533"/>
-          </w:tcPr>
-          <w:p>
-            <w:pPr>
-              <w:spacing w:before="40" w:after="40" w:line="288" w:lineRule="auto"/>
-            </w:pPr>
-            <w:r/>
-            <w:r>
-              <w:rPr>
-                <w:rFonts w:ascii="Microsoft YaHei" w:hAnsi="Microsoft YaHei"/>
-                <w:sz w:val="18"/>
-              </w:rPr>
-              <w:t>资金流出分钟数</w:t>
-            </w:r>
-          </w:p>
-        </w:tc>
-        <w:tc>
-          <w:tcPr>
-            <w:tcW w:type="dxa" w:w="4533"/>
-          </w:tcPr>
-          <w:p>
-            <w:pPr>
-              <w:spacing w:before="40" w:after="40" w:line="288" w:lineRule="auto"/>
-            </w:pPr>
-            <w:r/>
-            <w:r>
-              <w:rPr>
-                <w:rFonts w:ascii="Microsoft YaHei" w:hAnsi="Microsoft YaHei"/>
-                <w:sz w:val="18"/>
-              </w:rPr>
-              <w:t>33分钟</w:t>
-            </w:r>
-          </w:p>
-        </w:tc>
-      </w:tr>
-      <w:tr>
-        <w:tc>
-          <w:tcPr>
-            <w:tcW w:type="dxa" w:w="4533"/>
-            <w:shd w:fill="F8F9FA" w:val="clear"/>
-          </w:tcPr>
-          <w:p>
-            <w:pPr>
-              <w:spacing w:before="40" w:after="40" w:line="288" w:lineRule="auto"/>
-            </w:pPr>
-            <w:r/>
-            <w:r>
-              <w:rPr>
-                <w:rFonts w:ascii="Microsoft YaHei" w:hAnsi="Microsoft YaHei"/>
-                <w:sz w:val="18"/>
-              </w:rPr>
-              <w:t>最大单分钟流入</w:t>
-            </w:r>
-          </w:p>
-        </w:tc>
-        <w:tc>
-          <w:tcPr>
-            <w:tcW w:type="dxa" w:w="4533"/>
-            <w:shd w:fill="F8F9FA" w:val="clear"/>
-          </w:tcPr>
-          <w:p>
-            <w:pPr>
-              <w:spacing w:before="40" w:after="40" w:line="288" w:lineRule="auto"/>
-            </w:pPr>
-            <w:r/>
-            <w:r>
-              <w:rPr>
-                <w:rFonts w:ascii="Microsoft YaHei" w:hAnsi="Microsoft YaHei"/>
-                <w:b/>
-                <w:color w:val="1A1A1A"/>
-                <w:sz w:val="18"/>
-              </w:rPr>
-              <w:t>1708.7万元</w:t>
-            </w:r>
-          </w:p>
-        </w:tc>
-      </w:tr>
-      <w:tr>
-        <w:tc>
-          <w:tcPr>
-            <w:tcW w:type="dxa" w:w="4533"/>
-          </w:tcPr>
-          <w:p>
-            <w:pPr>
-              <w:spacing w:before="40" w:after="40" w:line="288" w:lineRule="auto"/>
-            </w:pPr>
-            <w:r/>
-            <w:r>
-              <w:rPr>
-                <w:rFonts w:ascii="Microsoft YaHei" w:hAnsi="Microsoft YaHei"/>
-                <w:sz w:val="18"/>
-              </w:rPr>
-              <w:t>最大单分钟流出</w:t>
-            </w:r>
-          </w:p>
-        </w:tc>
-        <w:tc>
-          <w:tcPr>
-            <w:tcW w:type="dxa" w:w="4533"/>
-          </w:tcPr>
-          <w:p>
-            <w:pPr>
-              <w:spacing w:before="40" w:after="40" w:line="288" w:lineRule="auto"/>
-            </w:pPr>
-            <w:r/>
-            <w:r>
-              <w:rPr>
-                <w:rFonts w:ascii="Microsoft YaHei" w:hAnsi="Microsoft YaHei"/>
-                <w:sz w:val="18"/>
-              </w:rPr>
-              <w:t>881.2万元</w:t>
-            </w:r>
-          </w:p>
-        </w:tc>
-      </w:tr>
-    </w:tbl>
-    <w:p/>
-    <w:p>
-      <w:r>
-        <w:rPr>
-          <w:rFonts w:ascii="Microsoft YaHei" w:hAnsi="Microsoft YaHei"/>
-        </w:rPr>
-        <w:t xml:space="preserve">资金持续净流入，流入时长占比 </w:t>
-      </w:r>
-      <w:r>
-        <w:rPr>
-          <w:rFonts w:ascii="Microsoft YaHei" w:hAnsi="Microsoft YaHei"/>
-          <w:b/>
-          <w:color w:val="1A1A1A"/>
-        </w:rPr>
-        <w:t>70.8%</w:t>
-      </w:r>
-      <w:r>
-        <w:rPr>
-          <w:rFonts w:ascii="Microsoft YaHei" w:hAnsi="Microsoft YaHei"/>
-        </w:rPr>
-        <w:t xml:space="preserve">，最大单分钟流入量接近流出量的 </w:t>
-      </w:r>
-      <w:r>
-        <w:rPr>
-          <w:rFonts w:ascii="Microsoft YaHei" w:hAnsi="Microsoft YaHei"/>
-          <w:b/>
-          <w:color w:val="1A1A1A"/>
-        </w:rPr>
-        <w:t>2倍</w:t>
-      </w:r>
-      <w:r>
-        <w:rPr>
-          <w:rFonts w:ascii="Microsoft YaHei" w:hAnsi="Microsoft YaHei"/>
-        </w:rPr>
-        <w:t>，说明主力资金参与意愿强且较为坚定。</w:t>
-      </w:r>
-    </w:p>
-    <w:p>
-      <w:pPr>
-        <w:spacing w:before="280" w:after="80" w:line="312" w:lineRule="auto"/>
-      </w:pPr>
-      <w:r>
-        <w:rPr>
-          <w:rFonts w:ascii="Microsoft YaHei" w:hAnsi="Microsoft YaHei"/>
-          <w:b/>
-          <w:color w:val="333333"/>
-          <w:sz w:val="24"/>
-        </w:rPr>
-        <w:t>上一个交易日资金细分</w:t>
-      </w:r>
-    </w:p>
-    <w:tbl>
-      <w:tblPr>
-        <w:tblStyle w:val="TableGrid"/>
-        <w:tblW w:type="auto" w:w="0"/>
-        <w:jc w:val="center"/>
-        <w:tblLayout w:type="autofit"/>
-        <w:tblLook w:firstColumn="1" w:firstRow="1" w:lastColumn="0" w:lastRow="0" w:noHBand="0" w:noVBand="1" w:val="04A0"/>
-      </w:tblPr>
-      <w:tblGrid>
-        <w:gridCol w:w="2266"/>
-        <w:gridCol w:w="2266"/>
-        <w:gridCol w:w="2266"/>
-        <w:gridCol w:w="2266"/>
-      </w:tblGrid>
-      <w:tr>
-        <w:tc>
-          <w:tcPr>
-            <w:tcW w:type="dxa" w:w="2266"/>
-            <w:shd w:fill="F6F8FA" w:val="clear"/>
-          </w:tcPr>
-          <w:p>
-            <w:pPr>
-              <w:spacing w:before="40" w:after="40" w:line="288" w:lineRule="auto"/>
-            </w:pPr>
-            <w:r/>
-            <w:r>
-              <w:rPr>
-                <w:rFonts w:ascii="Microsoft YaHei" w:hAnsi="Microsoft YaHei"/>
-                <w:b/>
-                <w:color w:val="1A1A1A"/>
-                <w:sz w:val="18"/>
-              </w:rPr>
-              <w:t>资金类型</w:t>
-            </w:r>
-          </w:p>
-        </w:tc>
-        <w:tc>
-          <w:tcPr>
-            <w:tcW w:type="dxa" w:w="2266"/>
-            <w:shd w:fill="F6F8FA" w:val="clear"/>
-          </w:tcPr>
-          <w:p>
-            <w:pPr>
-              <w:spacing w:before="40" w:after="40" w:line="288" w:lineRule="auto"/>
-            </w:pPr>
-            <w:r/>
-            <w:r>
-              <w:rPr>
-                <w:rFonts w:ascii="Microsoft YaHei" w:hAnsi="Microsoft YaHei"/>
-                <w:b/>
-                <w:color w:val="1A1A1A"/>
-                <w:sz w:val="18"/>
-              </w:rPr>
-              <w:t>净额（元）</w:t>
-            </w:r>
-          </w:p>
-        </w:tc>
-        <w:tc>
-          <w:tcPr>
-            <w:tcW w:type="dxa" w:w="2266"/>
-            <w:shd w:fill="F6F8FA" w:val="clear"/>
-          </w:tcPr>
-          <w:p>
-            <w:pPr>
-              <w:spacing w:before="40" w:after="40" w:line="288" w:lineRule="auto"/>
-            </w:pPr>
-            <w:r/>
-            <w:r>
-              <w:rPr>
-                <w:rFonts w:ascii="Microsoft YaHei" w:hAnsi="Microsoft YaHei"/>
-                <w:b/>
-                <w:color w:val="1A1A1A"/>
-                <w:sz w:val="18"/>
-              </w:rPr>
-              <w:t>买入（元）</w:t>
-            </w:r>
-          </w:p>
-        </w:tc>
-        <w:tc>
-          <w:tcPr>
-            <w:tcW w:type="dxa" w:w="2266"/>
-            <w:shd w:fill="F6F8FA" w:val="clear"/>
-          </w:tcPr>
-          <w:p>
-            <w:pPr>
-              <w:spacing w:before="40" w:after="40" w:line="288" w:lineRule="auto"/>
-            </w:pPr>
-            <w:r/>
-            <w:r>
-              <w:rPr>
-                <w:rFonts w:ascii="Microsoft YaHei" w:hAnsi="Microsoft YaHei"/>
-                <w:b/>
-                <w:color w:val="1A1A1A"/>
-                <w:sz w:val="18"/>
-              </w:rPr>
-              <w:t>卖出（元）</w:t>
-            </w:r>
-          </w:p>
-        </w:tc>
-      </w:tr>
-      <w:tr>
-        <w:tc>
-          <w:tcPr>
-            <w:tcW w:type="dxa" w:w="2266"/>
-          </w:tcPr>
-          <w:p>
-            <w:pPr>
-              <w:spacing w:before="40" w:after="40" w:line="288" w:lineRule="auto"/>
-            </w:pPr>
-            <w:r/>
-            <w:r>
-              <w:rPr>
-                <w:rFonts w:ascii="Microsoft YaHei" w:hAnsi="Microsoft YaHei"/>
-                <w:b/>
-                <w:color w:val="1A1A1A"/>
-                <w:sz w:val="18"/>
-              </w:rPr>
-              <w:t>大单净额</w:t>
-            </w:r>
-          </w:p>
-        </w:tc>
-        <w:tc>
-          <w:tcPr>
-            <w:tcW w:type="dxa" w:w="2266"/>
-          </w:tcPr>
-          <w:p>
-            <w:pPr>
-              <w:spacing w:before="40" w:after="40" w:line="288" w:lineRule="auto"/>
-            </w:pPr>
-            <w:r/>
-            <w:r>
-              <w:rPr>
-                <w:rFonts w:ascii="Microsoft YaHei" w:hAnsi="Microsoft YaHei"/>
-                <w:b/>
-                <w:color w:val="1A1A1A"/>
-                <w:sz w:val="18"/>
-              </w:rPr>
-              <w:t>+1.03亿</w:t>
-            </w:r>
-          </w:p>
-        </w:tc>
-        <w:tc>
-          <w:tcPr>
-            <w:tcW w:type="dxa" w:w="2266"/>
-          </w:tcPr>
-          <w:p>
-            <w:pPr>
-              <w:spacing w:before="40" w:after="40" w:line="288" w:lineRule="auto"/>
-            </w:pPr>
-            <w:r/>
-            <w:r>
-              <w:rPr>
-                <w:rFonts w:ascii="Microsoft YaHei" w:hAnsi="Microsoft YaHei"/>
-                <w:sz w:val="18"/>
-              </w:rPr>
-              <w:t>1.94亿</w:t>
-            </w:r>
-          </w:p>
-        </w:tc>
-        <w:tc>
-          <w:tcPr>
-            <w:tcW w:type="dxa" w:w="2266"/>
-          </w:tcPr>
-          <w:p>
-            <w:pPr>
-              <w:spacing w:before="40" w:after="40" w:line="288" w:lineRule="auto"/>
-            </w:pPr>
-            <w:r/>
-            <w:r>
-              <w:rPr>
-                <w:rFonts w:ascii="Microsoft YaHei" w:hAnsi="Microsoft YaHei"/>
-                <w:sz w:val="18"/>
-              </w:rPr>
-              <w:t>0.91亿</w:t>
-            </w:r>
-          </w:p>
-        </w:tc>
-      </w:tr>
-      <w:tr>
-        <w:tc>
-          <w:tcPr>
-            <w:tcW w:type="dxa" w:w="2266"/>
-            <w:shd w:fill="F8F9FA" w:val="clear"/>
-          </w:tcPr>
-          <w:p>
-            <w:pPr>
-              <w:spacing w:before="40" w:after="40" w:line="288" w:lineRule="auto"/>
-            </w:pPr>
-            <w:r/>
-            <w:r>
-              <w:rPr>
-                <w:rFonts w:ascii="Microsoft YaHei" w:hAnsi="Microsoft YaHei"/>
-                <w:sz w:val="18"/>
-              </w:rPr>
-              <w:t>中单净额</w:t>
-            </w:r>
-          </w:p>
-        </w:tc>
-        <w:tc>
-          <w:tcPr>
-            <w:tcW w:type="dxa" w:w="2266"/>
-            <w:shd w:fill="F8F9FA" w:val="clear"/>
-          </w:tcPr>
-          <w:p>
-            <w:pPr>
-              <w:spacing w:before="40" w:after="40" w:line="288" w:lineRule="auto"/>
-            </w:pPr>
-            <w:r/>
-            <w:r>
-              <w:rPr>
-                <w:rFonts w:ascii="Microsoft YaHei" w:hAnsi="Microsoft YaHei"/>
-                <w:sz w:val="18"/>
-              </w:rPr>
-              <w:t>+0.47亿</w:t>
-            </w:r>
-          </w:p>
-        </w:tc>
-        <w:tc>
-          <w:tcPr>
-            <w:tcW w:type="dxa" w:w="2266"/>
-            <w:shd w:fill="F8F9FA" w:val="clear"/>
-          </w:tcPr>
-          <w:p>
-            <w:pPr>
-              <w:spacing w:before="40" w:after="40" w:line="288" w:lineRule="auto"/>
-            </w:pPr>
-            <w:r/>
-            <w:r>
-              <w:rPr>
-                <w:rFonts w:ascii="Microsoft YaHei" w:hAnsi="Microsoft YaHei"/>
-                <w:sz w:val="18"/>
-              </w:rPr>
-              <w:t>1.45亿</w:t>
-            </w:r>
-          </w:p>
-        </w:tc>
-        <w:tc>
-          <w:tcPr>
-            <w:tcW w:type="dxa" w:w="2266"/>
-            <w:shd w:fill="F8F9FA" w:val="clear"/>
-          </w:tcPr>
-          <w:p>
-            <w:pPr>
-              <w:spacing w:before="40" w:after="40" w:line="288" w:lineRule="auto"/>
-            </w:pPr>
-            <w:r/>
-            <w:r>
-              <w:rPr>
-                <w:rFonts w:ascii="Microsoft YaHei" w:hAnsi="Microsoft YaHei"/>
-                <w:sz w:val="18"/>
-              </w:rPr>
-              <w:t>0.98亿</w:t>
-            </w:r>
-          </w:p>
-        </w:tc>
-      </w:tr>
-      <w:tr>
-        <w:tc>
-          <w:tcPr>
-            <w:tcW w:type="dxa" w:w="2266"/>
-          </w:tcPr>
-          <w:p>
-            <w:pPr>
-              <w:spacing w:before="40" w:after="40" w:line="288" w:lineRule="auto"/>
-            </w:pPr>
-            <w:r/>
-            <w:r>
-              <w:rPr>
-                <w:rFonts w:ascii="Microsoft YaHei" w:hAnsi="Microsoft YaHei"/>
-                <w:sz w:val="18"/>
-              </w:rPr>
-              <w:t>小单净额</w:t>
-            </w:r>
-          </w:p>
-        </w:tc>
-        <w:tc>
-          <w:tcPr>
-            <w:tcW w:type="dxa" w:w="2266"/>
-          </w:tcPr>
-          <w:p>
-            <w:pPr>
-              <w:spacing w:before="40" w:after="40" w:line="288" w:lineRule="auto"/>
-            </w:pPr>
-            <w:r/>
-            <w:r>
-              <w:rPr>
-                <w:rFonts w:ascii="Microsoft YaHei" w:hAnsi="Microsoft YaHei"/>
-                <w:sz w:val="18"/>
-              </w:rPr>
-              <w:t>+0.27亿</w:t>
-            </w:r>
-          </w:p>
-        </w:tc>
-        <w:tc>
-          <w:tcPr>
-            <w:tcW w:type="dxa" w:w="2266"/>
-          </w:tcPr>
-          <w:p>
-            <w:pPr>
-              <w:spacing w:before="40" w:after="40" w:line="288" w:lineRule="auto"/>
-            </w:pPr>
-            <w:r/>
-            <w:r>
-              <w:rPr>
-                <w:rFonts w:ascii="Microsoft YaHei" w:hAnsi="Microsoft YaHei"/>
-                <w:sz w:val="18"/>
-              </w:rPr>
-              <w:t>0.62亿</w:t>
-            </w:r>
-          </w:p>
-        </w:tc>
-        <w:tc>
-          <w:tcPr>
-            <w:tcW w:type="dxa" w:w="2266"/>
-          </w:tcPr>
-          <w:p>
-            <w:pPr>
-              <w:spacing w:before="40" w:after="40" w:line="288" w:lineRule="auto"/>
-            </w:pPr>
-            <w:r/>
-            <w:r>
-              <w:rPr>
-                <w:rFonts w:ascii="Microsoft YaHei" w:hAnsi="Microsoft YaHei"/>
-                <w:sz w:val="18"/>
-              </w:rPr>
-              <w:t>0.34亿</w:t>
-            </w:r>
-          </w:p>
-        </w:tc>
-      </w:tr>
-      <w:tr>
-        <w:tc>
-          <w:tcPr>
-            <w:tcW w:type="dxa" w:w="2266"/>
-            <w:shd w:fill="F8F9FA" w:val="clear"/>
-          </w:tcPr>
-          <w:p>
-            <w:pPr>
-              <w:spacing w:before="40" w:after="40" w:line="288" w:lineRule="auto"/>
-            </w:pPr>
-            <w:r/>
-            <w:r>
-              <w:rPr>
-                <w:rFonts w:ascii="Microsoft YaHei" w:hAnsi="Microsoft YaHei"/>
-                <w:b/>
-                <w:color w:val="1A1A1A"/>
-                <w:sz w:val="18"/>
-              </w:rPr>
-              <w:t>合计</w:t>
-            </w:r>
-          </w:p>
-        </w:tc>
-        <w:tc>
-          <w:tcPr>
-            <w:tcW w:type="dxa" w:w="2266"/>
-            <w:shd w:fill="F8F9FA" w:val="clear"/>
-          </w:tcPr>
-          <w:p>
-            <w:pPr>
-              <w:spacing w:before="40" w:after="40" w:line="288" w:lineRule="auto"/>
-            </w:pPr>
-            <w:r/>
-            <w:r>
-              <w:rPr>
-                <w:rFonts w:ascii="Microsoft YaHei" w:hAnsi="Microsoft YaHei"/>
-                <w:b/>
-                <w:color w:val="1A1A1A"/>
-                <w:sz w:val="18"/>
-              </w:rPr>
-              <w:t>+1.77亿</w:t>
-            </w:r>
-          </w:p>
-        </w:tc>
-        <w:tc>
-          <w:tcPr>
-            <w:tcW w:type="dxa" w:w="2266"/>
-            <w:shd w:fill="F8F9FA" w:val="clear"/>
-          </w:tcPr>
-          <w:p>
-            <w:pPr>
-              <w:spacing w:before="40" w:after="40" w:line="288" w:lineRule="auto"/>
-            </w:pPr>
-            <w:r/>
-            <w:r>
-              <w:rPr>
-                <w:rFonts w:ascii="Microsoft YaHei" w:hAnsi="Microsoft YaHei"/>
-                <w:sz w:val="18"/>
-              </w:rPr>
-              <w:t>—</w:t>
-            </w:r>
-          </w:p>
-        </w:tc>
-        <w:tc>
-          <w:tcPr>
-            <w:tcW w:type="dxa" w:w="2266"/>
-            <w:shd w:fill="F8F9FA" w:val="clear"/>
-          </w:tcPr>
-          <w:p>
-            <w:pPr>
-              <w:spacing w:before="40" w:after="40" w:line="288" w:lineRule="auto"/>
-            </w:pPr>
-            <w:r/>
-            <w:r>
-              <w:rPr>
-                <w:rFonts w:ascii="Microsoft YaHei" w:hAnsi="Microsoft YaHei"/>
-                <w:sz w:val="18"/>
-              </w:rPr>
-              <w:t>—</w:t>
-            </w:r>
-          </w:p>
-        </w:tc>
-      </w:tr>
-    </w:tbl>
-    <w:p/>
-    <w:p>
-      <w:r>
-        <w:rPr>
-          <w:rFonts w:ascii="Microsoft YaHei" w:hAnsi="Microsoft YaHei"/>
-        </w:rPr>
-        <w:t xml:space="preserve">昨日大单净流入 </w:t>
-      </w:r>
-      <w:r>
-        <w:rPr>
-          <w:rFonts w:ascii="Microsoft YaHei" w:hAnsi="Microsoft YaHei"/>
-          <w:b/>
-          <w:color w:val="1A1A1A"/>
-        </w:rPr>
-        <w:t>1.03亿元</w:t>
-      </w:r>
-      <w:r>
-        <w:rPr>
-          <w:rFonts w:ascii="Microsoft YaHei" w:hAnsi="Microsoft YaHei"/>
-        </w:rPr>
-        <w:t xml:space="preserve">，已先行布局。今日盘中延续净流入态势，资金面呈现 </w:t>
-      </w:r>
-      <w:r>
-        <w:rPr>
-          <w:rFonts w:ascii="Microsoft YaHei" w:hAnsi="Microsoft YaHei"/>
-          <w:b/>
-          <w:color w:val="1A1A1A"/>
-        </w:rPr>
-        <w:t>连续两日主动做多</w:t>
-      </w:r>
-      <w:r>
-        <w:rPr>
-          <w:rFonts w:ascii="Microsoft YaHei" w:hAnsi="Microsoft YaHei"/>
-        </w:rPr>
-        <w:t xml:space="preserve"> 特征。</w:t>
-      </w:r>
-    </w:p>
-    <w:p>
-      <w:pPr>
-        <w:spacing w:before="280" w:after="80" w:line="312" w:lineRule="auto"/>
-      </w:pPr>
-      <w:r>
-        <w:rPr>
-          <w:rFonts w:ascii="Microsoft YaHei" w:hAnsi="Microsoft YaHei"/>
-          <w:b/>
-          <w:color w:val="333333"/>
-          <w:sz w:val="24"/>
-        </w:rPr>
-        <w:t>融资融券（上一交易日）</w:t>
-      </w:r>
-    </w:p>
-    <w:tbl>
-      <w:tblPr>
-        <w:tblStyle w:val="TableGrid"/>
-        <w:tblW w:type="auto" w:w="0"/>
-        <w:jc w:val="center"/>
-        <w:tblLayout w:type="autofit"/>
-        <w:tblLook w:firstColumn="1" w:firstRow="1" w:lastColumn="0" w:lastRow="0" w:noHBand="0" w:noVBand="1" w:val="04A0"/>
-      </w:tblPr>
-      <w:tblGrid>
-        <w:gridCol w:w="3022"/>
-        <w:gridCol w:w="3022"/>
-        <w:gridCol w:w="3022"/>
-      </w:tblGrid>
-      <w:tr>
-        <w:tc>
-          <w:tcPr>
-            <w:tcW w:type="dxa" w:w="3022"/>
-            <w:shd w:fill="F6F8FA" w:val="clear"/>
-          </w:tcPr>
-          <w:p>
-            <w:pPr>
-              <w:spacing w:before="40" w:after="40" w:line="288" w:lineRule="auto"/>
-            </w:pPr>
-            <w:r/>
-            <w:r>
-              <w:rPr>
-                <w:rFonts w:ascii="Microsoft YaHei" w:hAnsi="Microsoft YaHei"/>
-                <w:b/>
-                <w:color w:val="1A1A1A"/>
-                <w:sz w:val="18"/>
-              </w:rPr>
-              <w:t>指标</w:t>
-            </w:r>
-          </w:p>
-        </w:tc>
-        <w:tc>
-          <w:tcPr>
-            <w:tcW w:type="dxa" w:w="3022"/>
-            <w:shd w:fill="F6F8FA" w:val="clear"/>
-          </w:tcPr>
-          <w:p>
-            <w:pPr>
-              <w:spacing w:before="40" w:after="40" w:line="288" w:lineRule="auto"/>
-            </w:pPr>
-            <w:r/>
-            <w:r>
-              <w:rPr>
-                <w:rFonts w:ascii="Microsoft YaHei" w:hAnsi="Microsoft YaHei"/>
-                <w:b/>
-                <w:color w:val="1A1A1A"/>
-                <w:sz w:val="18"/>
-              </w:rPr>
-              <w:t>余额</w:t>
-            </w:r>
-          </w:p>
-        </w:tc>
-        <w:tc>
-          <w:tcPr>
-            <w:tcW w:type="dxa" w:w="3022"/>
-            <w:shd w:fill="F6F8FA" w:val="clear"/>
-          </w:tcPr>
-          <w:p>
-            <w:pPr>
-              <w:spacing w:before="40" w:after="40" w:line="288" w:lineRule="auto"/>
-            </w:pPr>
-            <w:r/>
-            <w:r>
-              <w:rPr>
-                <w:rFonts w:ascii="Microsoft YaHei" w:hAnsi="Microsoft YaHei"/>
-                <w:b/>
-                <w:color w:val="1A1A1A"/>
-                <w:sz w:val="18"/>
-              </w:rPr>
-              <w:t>环比变化</w:t>
+              <w:t>较前日变动</w:t>
             </w:r>
           </w:p>
         </w:tc>
@@ -1867,7 +1778,7 @@
                 <w:color w:val="1A1A1A"/>
                 <w:sz w:val="18"/>
               </w:rPr>
-              <w:t>8.38亿元</w:t>
+              <w:t>8.38 亿元</w:t>
             </w:r>
           </w:p>
         </w:tc>
@@ -1925,9 +1836,11 @@
             <w:r>
               <w:rPr>
                 <w:rFonts w:ascii="Microsoft YaHei" w:hAnsi="Microsoft YaHei"/>
+                <w:b/>
+                <w:color w:val="1A1A1A"/>
                 <w:sz w:val="18"/>
               </w:rPr>
-              <w:t>0.25亿元</w:t>
+              <w:t>0.25 亿元</w:t>
             </w:r>
           </w:p>
         </w:tc>
@@ -1944,6 +1857,8 @@
             <w:r>
               <w:rPr>
                 <w:rFonts w:ascii="Microsoft YaHei" w:hAnsi="Microsoft YaHei"/>
+                <w:b/>
+                <w:color w:val="1A1A1A"/>
                 <w:sz w:val="18"/>
               </w:rPr>
               <w:t>+17.33%</w:t>
@@ -1958,7 +1873,7 @@
         <w:rPr>
           <w:rFonts w:ascii="Microsoft YaHei" w:hAnsi="Microsoft YaHei"/>
         </w:rPr>
-        <w:t>融资余额有所回落，但结合今日盘中资金大幅流入来看，可能是部分融资盘在昨日低位被清洗后，今日增量资金以非融资形式入场。</w:t>
+        <w:t>融资余额小幅下降，融券余额有所增加，但整体规模极小（0.25亿对比总市值2,416亿），对股价影响有限。</w:t>
       </w:r>
     </w:p>
     <w:p>
@@ -2077,11 +1992,9 @@
             <w:r>
               <w:rPr>
                 <w:rFonts w:ascii="Microsoft YaHei" w:hAnsi="Microsoft YaHei"/>
-                <w:b/>
-                <w:color w:val="1A1A1A"/>
                 <w:sz w:val="18"/>
               </w:rPr>
-              <w:t>MA5（4.99元）</w:t>
+              <w:t>MA5（4.99）</w:t>
             </w:r>
           </w:p>
         </w:tc>
@@ -2099,16 +2012,7 @@
                 <w:rFonts w:ascii="Microsoft YaHei" w:hAnsi="Microsoft YaHei"/>
                 <w:sz w:val="18"/>
               </w:rPr>
-              <w:t xml:space="preserve">当前价在其 </w:t>
-            </w:r>
-            <w:r>
-              <w:rPr>
-                <w:rFonts w:ascii="Microsoft YaHei" w:hAnsi="Microsoft YaHei"/>
-                <w:b/>
-                <w:color w:val="1A1A1A"/>
-                <w:sz w:val="18"/>
-              </w:rPr>
-              <w:t>下方1.0%</w:t>
+              <w:t>股价在其下方</w:t>
             </w:r>
           </w:p>
         </w:tc>
@@ -2124,9 +2028,11 @@
             <w:r>
               <w:rPr>
                 <w:rFonts w:ascii="Microsoft YaHei" w:hAnsi="Microsoft YaHei"/>
+                <w:b/>
+                <w:color w:val="1A1A1A"/>
                 <w:sz w:val="18"/>
               </w:rPr>
-              <w:t>⚠️ 尚未站上5日均线</w:t>
+              <w:t>-1.0%</w:t>
             </w:r>
           </w:p>
         </w:tc>
@@ -2145,11 +2051,9 @@
             <w:r>
               <w:rPr>
                 <w:rFonts w:ascii="Microsoft YaHei" w:hAnsi="Microsoft YaHei"/>
-                <w:b/>
-                <w:color w:val="1A1A1A"/>
                 <w:sz w:val="18"/>
               </w:rPr>
-              <w:t>MA10（4.86元）</w:t>
+              <w:t>MA10（4.86）</w:t>
             </w:r>
           </w:p>
         </w:tc>
@@ -2168,107 +2072,10 @@
                 <w:rFonts w:ascii="Microsoft YaHei" w:hAnsi="Microsoft YaHei"/>
                 <w:sz w:val="18"/>
               </w:rPr>
-              <w:t xml:space="preserve">当前价在其 </w:t>
-            </w:r>
-            <w:r>
-              <w:rPr>
-                <w:rFonts w:ascii="Microsoft YaHei" w:hAnsi="Microsoft YaHei"/>
-                <w:b/>
-                <w:color w:val="1A1A1A"/>
-                <w:sz w:val="18"/>
-              </w:rPr>
-              <w:t>上方1.6%</w:t>
+              <w:t>股价在其上方</w:t>
             </w:r>
           </w:p>
         </w:tc>
-        <w:tc>
-          <w:tcPr>
-            <w:tcW w:type="dxa" w:w="3022"/>
-            <w:shd w:fill="F8F9FA" w:val="clear"/>
-          </w:tcPr>
-          <w:p>
-            <w:pPr>
-              <w:spacing w:before="40" w:after="40" w:line="288" w:lineRule="auto"/>
-            </w:pPr>
-            <w:r/>
-            <w:r>
-              <w:rPr>
-                <w:rFonts w:ascii="Microsoft YaHei" w:hAnsi="Microsoft YaHei"/>
-                <w:sz w:val="18"/>
-              </w:rPr>
-              <w:t>✅ 已站稳10日均线</w:t>
-            </w:r>
-          </w:p>
-        </w:tc>
-      </w:tr>
-      <w:tr>
-        <w:tc>
-          <w:tcPr>
-            <w:tcW w:type="dxa" w:w="3022"/>
-          </w:tcPr>
-          <w:p>
-            <w:pPr>
-              <w:spacing w:before="40" w:after="40" w:line="288" w:lineRule="auto"/>
-            </w:pPr>
-            <w:r/>
-            <w:r>
-              <w:rPr>
-                <w:rFonts w:ascii="Microsoft YaHei" w:hAnsi="Microsoft YaHei"/>
-                <w:b/>
-                <w:color w:val="1A1A1A"/>
-                <w:sz w:val="18"/>
-              </w:rPr>
-              <w:t>MA20/布林中轨（4.73元）</w:t>
-            </w:r>
-          </w:p>
-        </w:tc>
-        <w:tc>
-          <w:tcPr>
-            <w:tcW w:type="dxa" w:w="3022"/>
-          </w:tcPr>
-          <w:p>
-            <w:pPr>
-              <w:spacing w:before="40" w:after="40" w:line="288" w:lineRule="auto"/>
-            </w:pPr>
-            <w:r/>
-            <w:r>
-              <w:rPr>
-                <w:rFonts w:ascii="Microsoft YaHei" w:hAnsi="Microsoft YaHei"/>
-                <w:sz w:val="18"/>
-              </w:rPr>
-              <w:t xml:space="preserve">当前价在其 </w:t>
-            </w:r>
-            <w:r>
-              <w:rPr>
-                <w:rFonts w:ascii="Microsoft YaHei" w:hAnsi="Microsoft YaHei"/>
-                <w:b/>
-                <w:color w:val="1A1A1A"/>
-                <w:sz w:val="18"/>
-              </w:rPr>
-              <w:t>上方4.4%</w:t>
-            </w:r>
-          </w:p>
-        </w:tc>
-        <w:tc>
-          <w:tcPr>
-            <w:tcW w:type="dxa" w:w="3022"/>
-          </w:tcPr>
-          <w:p>
-            <w:pPr>
-              <w:spacing w:before="40" w:after="40" w:line="288" w:lineRule="auto"/>
-            </w:pPr>
-            <w:r/>
-            <w:r>
-              <w:rPr>
-                <w:rFonts w:ascii="Microsoft YaHei" w:hAnsi="Microsoft YaHei"/>
-                <w:sz w:val="18"/>
-              </w:rPr>
-              <w:t>✅ 中期趋势向好</w:t>
-            </w:r>
-          </w:p>
-        </w:tc>
-      </w:tr>
-      <w:tr>
         <w:tc>
           <w:tcPr>
             <w:tcW w:type="dxa" w:w="3022"/>
@@ -2286,54 +2093,7 @@
                 <w:color w:val="1A1A1A"/>
                 <w:sz w:val="18"/>
               </w:rPr>
-              <w:t>布林带上轨（5.05元）</w:t>
-            </w:r>
-          </w:p>
-        </w:tc>
-        <w:tc>
-          <w:tcPr>
-            <w:tcW w:type="dxa" w:w="3022"/>
-            <w:shd w:fill="F8F9FA" w:val="clear"/>
-          </w:tcPr>
-          <w:p>
-            <w:pPr>
-              <w:spacing w:before="40" w:after="40" w:line="288" w:lineRule="auto"/>
-            </w:pPr>
-            <w:r/>
-            <w:r>
-              <w:rPr>
-                <w:rFonts w:ascii="Microsoft YaHei" w:hAnsi="Microsoft YaHei"/>
-                <w:sz w:val="18"/>
-              </w:rPr>
-              <w:t xml:space="preserve">距当前价约 </w:t>
-            </w:r>
-            <w:r>
-              <w:rPr>
-                <w:rFonts w:ascii="Microsoft YaHei" w:hAnsi="Microsoft YaHei"/>
-                <w:b/>
-                <w:color w:val="1A1A1A"/>
-                <w:sz w:val="18"/>
-              </w:rPr>
-              <w:t>2.2%</w:t>
-            </w:r>
-          </w:p>
-        </w:tc>
-        <w:tc>
-          <w:tcPr>
-            <w:tcW w:type="dxa" w:w="3022"/>
-            <w:shd w:fill="F8F9FA" w:val="clear"/>
-          </w:tcPr>
-          <w:p>
-            <w:pPr>
-              <w:spacing w:before="40" w:after="40" w:line="288" w:lineRule="auto"/>
-            </w:pPr>
-            <w:r/>
-            <w:r>
-              <w:rPr>
-                <w:rFonts w:ascii="Microsoft YaHei" w:hAnsi="Microsoft YaHei"/>
-                <w:sz w:val="18"/>
-              </w:rPr>
-              <w:t>上轨为短期压力位</w:t>
+              <w:t>+1.6%</w:t>
             </w:r>
           </w:p>
         </w:tc>
@@ -2353,7 +2113,7 @@
                 <w:rFonts w:ascii="Microsoft YaHei" w:hAnsi="Microsoft YaHei"/>
                 <w:sz w:val="18"/>
               </w:rPr>
-              <w:t>布林带下轨（4.41元）</w:t>
+              <w:t>MA20 / 布林中轨（4.73）</w:t>
             </w:r>
           </w:p>
         </w:tc>
@@ -2371,7 +2131,86 @@
                 <w:rFonts w:ascii="Microsoft YaHei" w:hAnsi="Microsoft YaHei"/>
                 <w:sz w:val="18"/>
               </w:rPr>
-              <w:t xml:space="preserve">距当前价约 </w:t>
+              <w:t>股价在其上方</w:t>
+            </w:r>
+          </w:p>
+        </w:tc>
+        <w:tc>
+          <w:tcPr>
+            <w:tcW w:type="dxa" w:w="3022"/>
+          </w:tcPr>
+          <w:p>
+            <w:pPr>
+              <w:spacing w:before="40" w:after="40" w:line="288" w:lineRule="auto"/>
+            </w:pPr>
+            <w:r/>
+            <w:r>
+              <w:rPr>
+                <w:rFonts w:ascii="Microsoft YaHei" w:hAnsi="Microsoft YaHei"/>
+                <w:b/>
+                <w:color w:val="1A1A1A"/>
+                <w:sz w:val="18"/>
+              </w:rPr>
+              <w:t>+4.4%</w:t>
+            </w:r>
+          </w:p>
+        </w:tc>
+      </w:tr>
+      <w:tr>
+        <w:tc>
+          <w:tcPr>
+            <w:tcW w:type="dxa" w:w="3022"/>
+            <w:shd w:fill="F8F9FA" w:val="clear"/>
+          </w:tcPr>
+          <w:p>
+            <w:pPr>
+              <w:spacing w:before="40" w:after="40" w:line="288" w:lineRule="auto"/>
+            </w:pPr>
+            <w:r/>
+            <w:r>
+              <w:rPr>
+                <w:rFonts w:ascii="Microsoft YaHei" w:hAnsi="Microsoft YaHei"/>
+                <w:sz w:val="18"/>
+              </w:rPr>
+              <w:t>布林带上轨（5.05）</w:t>
+            </w:r>
+          </w:p>
+        </w:tc>
+        <w:tc>
+          <w:tcPr>
+            <w:tcW w:type="dxa" w:w="3022"/>
+            <w:shd w:fill="F8F9FA" w:val="clear"/>
+          </w:tcPr>
+          <w:p>
+            <w:pPr>
+              <w:spacing w:before="40" w:after="40" w:line="288" w:lineRule="auto"/>
+            </w:pPr>
+            <w:r/>
+            <w:r>
+              <w:rPr>
+                <w:rFonts w:ascii="Microsoft YaHei" w:hAnsi="Microsoft YaHei"/>
+                <w:sz w:val="18"/>
+              </w:rPr>
+              <w:t>上方压力位</w:t>
+            </w:r>
+          </w:p>
+        </w:tc>
+        <w:tc>
+          <w:tcPr>
+            <w:tcW w:type="dxa" w:w="3022"/>
+            <w:shd w:fill="F8F9FA" w:val="clear"/>
+          </w:tcPr>
+          <w:p>
+            <w:pPr>
+              <w:spacing w:before="40" w:after="40" w:line="288" w:lineRule="auto"/>
+            </w:pPr>
+            <w:r/>
+            <w:r>
+              <w:rPr>
+                <w:rFonts w:ascii="Microsoft YaHei" w:hAnsi="Microsoft YaHei"/>
+                <w:sz w:val="18"/>
+              </w:rPr>
+              <w:t xml:space="preserve">距当前价 </w:t>
             </w:r>
             <w:r>
               <w:rPr>
@@ -2380,7 +2219,27 @@
                 <w:color w:val="1A1A1A"/>
                 <w:sz w:val="18"/>
               </w:rPr>
-              <w:t>10.7%</w:t>
+              <w:t>2.2%</w:t>
+            </w:r>
+          </w:p>
+        </w:tc>
+      </w:tr>
+      <w:tr>
+        <w:tc>
+          <w:tcPr>
+            <w:tcW w:type="dxa" w:w="3022"/>
+          </w:tcPr>
+          <w:p>
+            <w:pPr>
+              <w:spacing w:before="40" w:after="40" w:line="288" w:lineRule="auto"/>
+            </w:pPr>
+            <w:r/>
+            <w:r>
+              <w:rPr>
+                <w:rFonts w:ascii="Microsoft YaHei" w:hAnsi="Microsoft YaHei"/>
+                <w:sz w:val="18"/>
+              </w:rPr>
+              <w:t>布林带下轨（4.41）</w:t>
             </w:r>
           </w:p>
         </w:tc>
@@ -2398,7 +2257,34 @@
                 <w:rFonts w:ascii="Microsoft YaHei" w:hAnsi="Microsoft YaHei"/>
                 <w:sz w:val="18"/>
               </w:rPr>
-              <w:t>安全边际充足</w:t>
+              <w:t>下方支撑位</w:t>
+            </w:r>
+          </w:p>
+        </w:tc>
+        <w:tc>
+          <w:tcPr>
+            <w:tcW w:type="dxa" w:w="3022"/>
+          </w:tcPr>
+          <w:p>
+            <w:pPr>
+              <w:spacing w:before="40" w:after="40" w:line="288" w:lineRule="auto"/>
+            </w:pPr>
+            <w:r/>
+            <w:r>
+              <w:rPr>
+                <w:rFonts w:ascii="Microsoft YaHei" w:hAnsi="Microsoft YaHei"/>
+                <w:sz w:val="18"/>
+              </w:rPr>
+              <w:t xml:space="preserve">距当前价 </w:t>
+            </w:r>
+            <w:r>
+              <w:rPr>
+                <w:rFonts w:ascii="Microsoft YaHei" w:hAnsi="Microsoft YaHei"/>
+                <w:b/>
+                <w:color w:val="1A1A1A"/>
+                <w:sz w:val="18"/>
+              </w:rPr>
+              <w:t>-10.7%</w:t>
             </w:r>
           </w:p>
         </w:tc>
@@ -2406,17 +2292,38 @@
     </w:tbl>
     <w:p/>
     <w:p>
+      <w:r>
+        <w:rPr>
+          <w:rFonts w:ascii="Microsoft YaHei" w:hAnsi="Microsoft YaHei"/>
+          <w:b/>
+          <w:color w:val="1A1A1A"/>
+        </w:rPr>
+        <w:t>技术研判：</w:t>
+      </w:r>
+    </w:p>
+    <w:p>
       <w:pPr>
-        <w:spacing w:before="280" w:after="80" w:line="312" w:lineRule="auto"/>
+        <w:pStyle w:val="ListBullet"/>
       </w:pPr>
       <w:r>
         <w:rPr>
           <w:rFonts w:ascii="Microsoft YaHei" w:hAnsi="Microsoft YaHei"/>
+        </w:rPr>
+        <w:t xml:space="preserve">股价 </w:t>
+      </w:r>
+      <w:r>
+        <w:rPr>
+          <w:rFonts w:ascii="Microsoft YaHei" w:hAnsi="Microsoft YaHei"/>
           <w:b/>
-          <w:color w:val="333333"/>
-          <w:sz w:val="24"/>
+          <w:color w:val="1A1A1A"/>
         </w:rPr>
-        <w:t>技术形态研判</w:t>
+        <w:t>站上 MA10（4.86）和 MA20（4.73）</w:t>
+      </w:r>
+      <w:r>
+        <w:rPr>
+          <w:rFonts w:ascii="Microsoft YaHei" w:hAnsi="Microsoft YaHei"/>
+        </w:rPr>
+        <w:t>，短期多头排列初具雏形，中期趋势转强。</w:t>
       </w:r>
     </w:p>
     <w:p>
@@ -2435,13 +2342,13 @@
           <w:b/>
           <w:color w:val="1A1A1A"/>
         </w:rPr>
-        <w:t>4.94元</w:t>
+        <w:t>4.94</w:t>
       </w:r>
       <w:r>
         <w:rPr>
           <w:rFonts w:ascii="Microsoft YaHei" w:hAnsi="Microsoft YaHei"/>
         </w:rPr>
-        <w:t xml:space="preserve"> 已明显站上 </w:t>
+        <w:t xml:space="preserve"> 元略低于 MA5（4.99），偏离度仅 </w:t>
       </w:r>
       <w:r>
         <w:rPr>
@@ -2449,27 +2356,13 @@
           <w:b/>
           <w:color w:val="1A1A1A"/>
         </w:rPr>
-        <w:t>MA10（4.86元）</w:t>
+        <w:t>-1.0%</w:t>
       </w:r>
       <w:r>
         <w:rPr>
           <w:rFonts w:ascii="Microsoft YaHei" w:hAnsi="Microsoft YaHei"/>
         </w:rPr>
-        <w:t xml:space="preserve"> 及 </w:t>
-      </w:r>
-      <w:r>
-        <w:rPr>
-          <w:rFonts w:ascii="Microsoft YaHei" w:hAnsi="Microsoft YaHei"/>
-          <w:b/>
-          <w:color w:val="1A1A1A"/>
-        </w:rPr>
-        <w:t>MA20/中轨（4.73元）</w:t>
-      </w:r>
-      <w:r>
-        <w:rPr>
-          <w:rFonts w:ascii="Microsoft YaHei" w:hAnsi="Microsoft YaHei"/>
-        </w:rPr>
-        <w:t>，中期趋势偏多。</w:t>
+        <w:t>，说明股价正尝试挑战5日均线，若能午后放量突破，则进一步打开上行空间。</w:t>
       </w:r>
     </w:p>
     <w:p>
@@ -2480,7 +2373,7 @@
         <w:rPr>
           <w:rFonts w:ascii="Microsoft YaHei" w:hAnsi="Microsoft YaHei"/>
         </w:rPr>
-        <w:t xml:space="preserve">但尚未收复 </w:t>
+        <w:t xml:space="preserve">布林带上轨 </w:t>
       </w:r>
       <w:r>
         <w:rPr>
@@ -2488,13 +2381,13 @@
           <w:b/>
           <w:color w:val="1A1A1A"/>
         </w:rPr>
-        <w:t>MA5（4.99元）</w:t>
+        <w:t>5.05</w:t>
       </w:r>
       <w:r>
         <w:rPr>
           <w:rFonts w:ascii="Microsoft YaHei" w:hAnsi="Microsoft YaHei"/>
         </w:rPr>
-        <w:t xml:space="preserve">，两者之间仅差 </w:t>
+        <w:t xml:space="preserve"> 元为短期关键阻力，距离当前价约 </w:t>
       </w:r>
       <w:r>
         <w:rPr>
@@ -2502,13 +2395,13 @@
           <w:b/>
           <w:color w:val="1A1A1A"/>
         </w:rPr>
-        <w:t>1.0%</w:t>
+        <w:t>2.2%</w:t>
       </w:r>
       <w:r>
         <w:rPr>
           <w:rFonts w:ascii="Microsoft YaHei" w:hAnsi="Microsoft YaHei"/>
         </w:rPr>
-        <w:t>，午盘若继续上攻有望一举突破。</w:t>
+        <w:t>，是午后能否延续涨势的重要观察点。</w:t>
       </w:r>
     </w:p>
     <w:p>
@@ -2519,21 +2412,7 @@
         <w:rPr>
           <w:rFonts w:ascii="Microsoft YaHei" w:hAnsi="Microsoft YaHei"/>
         </w:rPr>
-        <w:t>布林带宽度（上轨5.05 - 下轨4.41 = 0.64元）处于正常范围，</w:t>
-      </w:r>
-      <w:r>
-        <w:rPr>
-          <w:rFonts w:ascii="Microsoft YaHei" w:hAnsi="Microsoft YaHei"/>
-          <w:b/>
-          <w:color w:val="1A1A1A"/>
-        </w:rPr>
-        <w:t>上轨5.05元</w:t>
-      </w:r>
-      <w:r>
-        <w:rPr>
-          <w:rFonts w:ascii="Microsoft YaHei" w:hAnsi="Microsoft YaHei"/>
-        </w:rPr>
-        <w:t xml:space="preserve"> 构成短期关键压力位，突破后下一目标可看至布林带上轨附近。</w:t>
+        <w:t>虽然股价已连续上穿多条均线，但距5日线仍有微小差距，午后存在整理或回踩确认的需求。</w:t>
       </w:r>
     </w:p>
     <w:p>
@@ -2561,53 +2440,189 @@
         <w:t>新闻资讯</w:t>
       </w:r>
     </w:p>
-    <w:p>
-      <w:pPr>
-        <w:spacing w:before="280" w:after="80" w:line="312" w:lineRule="auto"/>
-      </w:pPr>
-      <w:r>
-        <w:rPr>
-          <w:rFonts w:ascii="Microsoft YaHei" w:hAnsi="Microsoft YaHei"/>
-          <w:b/>
-          <w:color w:val="333333"/>
-          <w:sz w:val="24"/>
-        </w:rPr>
-        <w:t>1. 中秋假期火车票预约购票服务上线</w:t>
-      </w:r>
-    </w:p>
+    <w:tbl>
+      <w:tblPr>
+        <w:tblStyle w:val="TableGrid"/>
+        <w:tblW w:type="auto" w:w="0"/>
+        <w:jc w:val="center"/>
+        <w:tblLayout w:type="autofit"/>
+        <w:tblLook w:firstColumn="1" w:firstRow="1" w:lastColumn="0" w:lastRow="0" w:noHBand="0" w:noVBand="1" w:val="04A0"/>
+      </w:tblPr>
+      <w:tblGrid>
+        <w:gridCol w:w="3022"/>
+        <w:gridCol w:w="3022"/>
+        <w:gridCol w:w="3022"/>
+      </w:tblGrid>
+      <w:tr>
+        <w:tc>
+          <w:tcPr>
+            <w:tcW w:type="dxa" w:w="3022"/>
+            <w:shd w:fill="F6F8FA" w:val="clear"/>
+          </w:tcPr>
+          <w:p>
+            <w:pPr>
+              <w:spacing w:before="40" w:after="40" w:line="288" w:lineRule="auto"/>
+            </w:pPr>
+            <w:r/>
+            <w:r>
+              <w:rPr>
+                <w:rFonts w:ascii="Microsoft YaHei" w:hAnsi="Microsoft YaHei"/>
+                <w:b/>
+                <w:color w:val="1A1A1A"/>
+                <w:sz w:val="18"/>
+              </w:rPr>
+              <w:t>日期</w:t>
+            </w:r>
+          </w:p>
+        </w:tc>
+        <w:tc>
+          <w:tcPr>
+            <w:tcW w:type="dxa" w:w="3022"/>
+            <w:shd w:fill="F6F8FA" w:val="clear"/>
+          </w:tcPr>
+          <w:p>
+            <w:pPr>
+              <w:spacing w:before="40" w:after="40" w:line="288" w:lineRule="auto"/>
+            </w:pPr>
+            <w:r/>
+            <w:r>
+              <w:rPr>
+                <w:rFonts w:ascii="Microsoft YaHei" w:hAnsi="Microsoft YaHei"/>
+                <w:b/>
+                <w:color w:val="1A1A1A"/>
+                <w:sz w:val="18"/>
+              </w:rPr>
+              <w:t>内容</w:t>
+            </w:r>
+          </w:p>
+        </w:tc>
+        <w:tc>
+          <w:tcPr>
+            <w:tcW w:type="dxa" w:w="3022"/>
+            <w:shd w:fill="F6F8FA" w:val="clear"/>
+          </w:tcPr>
+          <w:p>
+            <w:pPr>
+              <w:spacing w:before="40" w:after="40" w:line="288" w:lineRule="auto"/>
+            </w:pPr>
+            <w:r/>
+            <w:r>
+              <w:rPr>
+                <w:rFonts w:ascii="Microsoft YaHei" w:hAnsi="Microsoft YaHei"/>
+                <w:b/>
+                <w:color w:val="1A1A1A"/>
+                <w:sz w:val="18"/>
+              </w:rPr>
+              <w:t>影响判断</w:t>
+            </w:r>
+          </w:p>
+        </w:tc>
+      </w:tr>
+      <w:tr>
+        <w:tc>
+          <w:tcPr>
+            <w:tcW w:type="dxa" w:w="3022"/>
+          </w:tcPr>
+          <w:p>
+            <w:pPr>
+              <w:spacing w:before="40" w:after="40" w:line="288" w:lineRule="auto"/>
+            </w:pPr>
+            <w:r/>
+            <w:r>
+              <w:rPr>
+                <w:rFonts w:ascii="Microsoft YaHei" w:hAnsi="Microsoft YaHei"/>
+                <w:sz w:val="18"/>
+              </w:rPr>
+              <w:t>2026-07-28</w:t>
+            </w:r>
+          </w:p>
+        </w:tc>
+        <w:tc>
+          <w:tcPr>
+            <w:tcW w:type="dxa" w:w="3022"/>
+          </w:tcPr>
+          <w:p>
+            <w:pPr>
+              <w:spacing w:before="40" w:after="40" w:line="288" w:lineRule="auto"/>
+            </w:pPr>
+            <w:r/>
+            <w:r>
+              <w:rPr>
+                <w:rFonts w:ascii="Microsoft YaHei" w:hAnsi="Microsoft YaHei"/>
+                <w:sz w:val="18"/>
+              </w:rPr>
+              <w:t xml:space="preserve">融资余额 </w:t>
+            </w:r>
+            <w:r>
+              <w:rPr>
+                <w:rFonts w:ascii="Microsoft YaHei" w:hAnsi="Microsoft YaHei"/>
+                <w:b/>
+                <w:color w:val="1A1A1A"/>
+                <w:sz w:val="18"/>
+              </w:rPr>
+              <w:t>8.382亿元</w:t>
+            </w:r>
+            <w:r>
+              <w:rPr>
+                <w:rFonts w:ascii="Microsoft YaHei" w:hAnsi="Microsoft YaHei"/>
+                <w:sz w:val="18"/>
+              </w:rPr>
+              <w:t xml:space="preserve">，融资净买入额 </w:t>
+            </w:r>
+            <w:r>
+              <w:rPr>
+                <w:rFonts w:ascii="Microsoft YaHei" w:hAnsi="Microsoft YaHei"/>
+                <w:b/>
+                <w:color w:val="1A1A1A"/>
+                <w:sz w:val="18"/>
+              </w:rPr>
+              <w:t>-3,376万元</w:t>
+            </w:r>
+          </w:p>
+        </w:tc>
+        <w:tc>
+          <w:tcPr>
+            <w:tcW w:type="dxa" w:w="3022"/>
+          </w:tcPr>
+          <w:p>
+            <w:pPr>
+              <w:spacing w:before="40" w:after="40" w:line="288" w:lineRule="auto"/>
+            </w:pPr>
+            <w:r/>
+            <w:r>
+              <w:rPr>
+                <w:rFonts w:ascii="Microsoft YaHei" w:hAnsi="Microsoft YaHei"/>
+                <w:sz w:val="18"/>
+              </w:rPr>
+              <w:t xml:space="preserve">中性偏弱信号，融资客小幅减仓，但金额占流通市值比例极低（约 </w:t>
+            </w:r>
+            <w:r>
+              <w:rPr>
+                <w:rFonts w:ascii="Microsoft YaHei" w:hAnsi="Microsoft YaHei"/>
+                <w:b/>
+                <w:color w:val="1A1A1A"/>
+                <w:sz w:val="18"/>
+              </w:rPr>
+              <w:t>0.035%</w:t>
+            </w:r>
+            <w:r>
+              <w:rPr>
+                <w:rFonts w:ascii="Microsoft YaHei" w:hAnsi="Microsoft YaHei"/>
+                <w:sz w:val="18"/>
+              </w:rPr>
+              <w:t>），对股价影响微乎其微</w:t>
+            </w:r>
+          </w:p>
+        </w:tc>
+      </w:tr>
+    </w:tbl>
+    <w:p/>
     <w:p>
       <w:r>
         <w:rPr>
           <w:rFonts w:ascii="Microsoft YaHei" w:hAnsi="Microsoft YaHei"/>
         </w:rPr>
-        <w:t>&gt; 中国国家铁路集团宣布，京沪高铁、京沪铁路200多趟列车已开放2026年中秋假期火车票预约购票服务。</w:t>
-      </w:r>
-    </w:p>
-    <w:p>
-      <w:r>
-        <w:rPr>
-          <w:rFonts w:ascii="Microsoft YaHei" w:hAnsi="Microsoft YaHei"/>
-          <w:b/>
-          <w:color w:val="1A1A1A"/>
-        </w:rPr>
-        <w:t>影响判断：</w:t>
-      </w:r>
-      <w:r>
-        <w:rPr>
-          <w:rFonts w:ascii="Microsoft YaHei" w:hAnsi="Microsoft YaHei"/>
-        </w:rPr>
-        <w:t xml:space="preserve"> ✅ 偏利好</w:t>
-      </w:r>
-    </w:p>
-    <w:p>
-      <w:pPr>
-        <w:pStyle w:val="ListBullet"/>
-      </w:pPr>
-      <w:r>
-        <w:rPr>
-          <w:rFonts w:ascii="Microsoft YaHei" w:hAnsi="Microsoft YaHei"/>
-        </w:rPr>
-        <w:t>暑运旺季叠加中秋假期预期，</w:t>
+        <w:t xml:space="preserve">当前无其他重大公告或行业政策新闻，股价上涨更多受 </w:t>
       </w:r>
       <w:r>
         <w:rPr>
@@ -2615,228 +2630,13 @@
           <w:b/>
           <w:color w:val="1A1A1A"/>
         </w:rPr>
-        <w:t>客运量有望进一步攀升</w:t>
+        <w:t>市场整体情绪回暖+主力资金主动回补</w:t>
       </w:r>
       <w:r>
         <w:rPr>
           <w:rFonts w:ascii="Microsoft YaHei" w:hAnsi="Microsoft YaHei"/>
         </w:rPr>
-        <w:t>，直接利好京沪高铁票务收入。</w:t>
-      </w:r>
-    </w:p>
-    <w:p>
-      <w:pPr>
-        <w:pStyle w:val="ListBullet"/>
-      </w:pPr>
-      <w:r>
-        <w:rPr>
-          <w:rFonts w:ascii="Microsoft YaHei" w:hAnsi="Microsoft YaHei"/>
-        </w:rPr>
-        <w:t>预约购票服务的推新也体现了国铁集团数字化运营能力的提升，中长期利好运营效率。</w:t>
-      </w:r>
-    </w:p>
-    <w:p>
-      <w:pPr>
-        <w:spacing w:before="280" w:after="80" w:line="312" w:lineRule="auto"/>
-      </w:pPr>
-      <w:r>
-        <w:rPr>
-          <w:rFonts w:ascii="Microsoft YaHei" w:hAnsi="Microsoft YaHei"/>
-          <w:b/>
-          <w:color w:val="333333"/>
-          <w:sz w:val="24"/>
-        </w:rPr>
-        <w:t>2. 交运ETF逆势上涨，京沪高铁为第一大权重股</w:t>
-      </w:r>
-    </w:p>
-    <w:p>
-      <w:r>
-        <w:rPr>
-          <w:rFonts w:ascii="Microsoft YaHei" w:hAnsi="Microsoft YaHei"/>
-        </w:rPr>
-        <w:t>&gt; 交运ETF国泰(561320)逆势涨2.6%，京沪高铁作为第一大权重股（权重14.09%）当日涨1.80%（昨日数据）。</w:t>
-      </w:r>
-    </w:p>
-    <w:p>
-      <w:r>
-        <w:rPr>
-          <w:rFonts w:ascii="Microsoft YaHei" w:hAnsi="Microsoft YaHei"/>
-          <w:b/>
-          <w:color w:val="1A1A1A"/>
-        </w:rPr>
-        <w:t>影响判断：</w:t>
-      </w:r>
-      <w:r>
-        <w:rPr>
-          <w:rFonts w:ascii="Microsoft YaHei" w:hAnsi="Microsoft YaHei"/>
-        </w:rPr>
-        <w:t xml:space="preserve"> ✅ 偏利好</w:t>
-      </w:r>
-    </w:p>
-    <w:p>
-      <w:pPr>
-        <w:pStyle w:val="ListBullet"/>
-      </w:pPr>
-      <w:r>
-        <w:rPr>
-          <w:rFonts w:ascii="Microsoft YaHei" w:hAnsi="Microsoft YaHei"/>
-        </w:rPr>
-        <w:t xml:space="preserve">交运ETF逆势走强且近5日累计上涨 </w:t>
-      </w:r>
-      <w:r>
-        <w:rPr>
-          <w:rFonts w:ascii="Microsoft YaHei" w:hAnsi="Microsoft YaHei"/>
-          <w:b/>
-          <w:color w:val="1A1A1A"/>
-        </w:rPr>
-        <w:t>4.76%</w:t>
-      </w:r>
-      <w:r>
-        <w:rPr>
-          <w:rFonts w:ascii="Microsoft YaHei" w:hAnsi="Microsoft YaHei"/>
-        </w:rPr>
-        <w:t xml:space="preserve">，主力资金连续5日净流入，显示机构资金对交通运输板块的 </w:t>
-      </w:r>
-      <w:r>
-        <w:rPr>
-          <w:rFonts w:ascii="Microsoft YaHei" w:hAnsi="Microsoft YaHei"/>
-          <w:b/>
-          <w:color w:val="1A1A1A"/>
-        </w:rPr>
-        <w:t>防御属性+旺季逻辑</w:t>
-      </w:r>
-      <w:r>
-        <w:rPr>
-          <w:rFonts w:ascii="Microsoft YaHei" w:hAnsi="Microsoft YaHei"/>
-        </w:rPr>
-        <w:t xml:space="preserve"> 持续认可。</w:t>
-      </w:r>
-    </w:p>
-    <w:p>
-      <w:pPr>
-        <w:pStyle w:val="ListBullet"/>
-      </w:pPr>
-      <w:r>
-        <w:rPr>
-          <w:rFonts w:ascii="Microsoft YaHei" w:hAnsi="Microsoft YaHei"/>
-        </w:rPr>
-        <w:t xml:space="preserve">京沪高铁作为该ETF </w:t>
-      </w:r>
-      <w:r>
-        <w:rPr>
-          <w:rFonts w:ascii="Microsoft YaHei" w:hAnsi="Microsoft YaHei"/>
-          <w:b/>
-          <w:color w:val="1A1A1A"/>
-        </w:rPr>
-        <w:t>第一大重仓股</w:t>
-      </w:r>
-      <w:r>
-        <w:rPr>
-          <w:rFonts w:ascii="Microsoft YaHei" w:hAnsi="Microsoft YaHei"/>
-        </w:rPr>
-        <w:t xml:space="preserve">，权重 </w:t>
-      </w:r>
-      <w:r>
-        <w:rPr>
-          <w:rFonts w:ascii="Microsoft YaHei" w:hAnsi="Microsoft YaHei"/>
-          <w:b/>
-          <w:color w:val="1A1A1A"/>
-        </w:rPr>
-        <w:t>14.09%</w:t>
-      </w:r>
-      <w:r>
-        <w:rPr>
-          <w:rFonts w:ascii="Microsoft YaHei" w:hAnsi="Microsoft YaHei"/>
-        </w:rPr>
-        <w:t>，是板块行情的主要受益标的。</w:t>
-      </w:r>
-    </w:p>
-    <w:p>
-      <w:pPr>
-        <w:spacing w:before="280" w:after="80" w:line="312" w:lineRule="auto"/>
-      </w:pPr>
-      <w:r>
-        <w:rPr>
-          <w:rFonts w:ascii="Microsoft YaHei" w:hAnsi="Microsoft YaHei"/>
-          <w:b/>
-          <w:color w:val="333333"/>
-          <w:sz w:val="24"/>
-        </w:rPr>
-        <w:t>3. 融资余额回落至近一年低位</w:t>
-      </w:r>
-    </w:p>
-    <w:p>
-      <w:r>
-        <w:rPr>
-          <w:rFonts w:ascii="Microsoft YaHei" w:hAnsi="Microsoft YaHei"/>
-        </w:rPr>
-        <w:t>&gt; 融资余额8.38亿元，占流通市值比例0.34%，低于近一年10%分位水平。</w:t>
-      </w:r>
-    </w:p>
-    <w:p>
-      <w:r>
-        <w:rPr>
-          <w:rFonts w:ascii="Microsoft YaHei" w:hAnsi="Microsoft YaHei"/>
-          <w:b/>
-          <w:color w:val="1A1A1A"/>
-        </w:rPr>
-        <w:t>影响判断：</w:t>
-      </w:r>
-      <w:r>
-        <w:rPr>
-          <w:rFonts w:ascii="Microsoft YaHei" w:hAnsi="Microsoft YaHei"/>
-        </w:rPr>
-        <w:t xml:space="preserve"> 中性偏利好</w:t>
-      </w:r>
-    </w:p>
-    <w:p>
-      <w:pPr>
-        <w:pStyle w:val="ListBullet"/>
-      </w:pPr>
-      <w:r>
-        <w:rPr>
-          <w:rFonts w:ascii="Microsoft YaHei" w:hAnsi="Microsoft YaHei"/>
-        </w:rPr>
-        <w:t xml:space="preserve">融资余额处于近一年极低水平，意味着 </w:t>
-      </w:r>
-      <w:r>
-        <w:rPr>
-          <w:rFonts w:ascii="Microsoft YaHei" w:hAnsi="Microsoft YaHei"/>
-          <w:b/>
-          <w:color w:val="1A1A1A"/>
-        </w:rPr>
-        <w:t>杠杆资金的卖出压力已充分释放</w:t>
-      </w:r>
-      <w:r>
-        <w:rPr>
-          <w:rFonts w:ascii="Microsoft YaHei" w:hAnsi="Microsoft YaHei"/>
-        </w:rPr>
-        <w:t>，下方抛压减弱。</w:t>
-      </w:r>
-    </w:p>
-    <w:p>
-      <w:pPr>
-        <w:pStyle w:val="ListBullet"/>
-      </w:pPr>
-      <w:r>
-        <w:rPr>
-          <w:rFonts w:ascii="Microsoft YaHei" w:hAnsi="Microsoft YaHei"/>
-        </w:rPr>
-        <w:t xml:space="preserve">结合今日资金净流入格局，说明当前入场资金以 </w:t>
-      </w:r>
-      <w:r>
-        <w:rPr>
-          <w:rFonts w:ascii="Microsoft YaHei" w:hAnsi="Microsoft YaHei"/>
-          <w:b/>
-          <w:color w:val="1A1A1A"/>
-        </w:rPr>
-        <w:t>主动性买入</w:t>
-      </w:r>
-      <w:r>
-        <w:rPr>
-          <w:rFonts w:ascii="Microsoft YaHei" w:hAnsi="Microsoft YaHei"/>
-        </w:rPr>
-        <w:t xml:space="preserve"> 为主，并非杠杆驱动，筹码结构更为健康。</w:t>
+        <w:t xml:space="preserve"> 驱动。</w:t>
       </w:r>
     </w:p>
     <w:p>
@@ -2865,17 +2665,11 @@
       </w:r>
     </w:p>
     <w:p>
-      <w:pPr>
-        <w:spacing w:before="280" w:after="80" w:line="312" w:lineRule="auto"/>
-      </w:pPr>
       <w:r>
         <w:rPr>
           <w:rFonts w:ascii="Microsoft YaHei" w:hAnsi="Microsoft YaHei"/>
-          <w:b/>
-          <w:color w:val="333333"/>
-          <w:sz w:val="24"/>
         </w:rPr>
-        <w:t>行业板块表现</w:t>
+        <w:t>京沪高铁所属板块表现如下：</w:t>
       </w:r>
     </w:p>
     <w:tbl>
@@ -2952,7 +2746,7 @@
                 <w:color w:val="1A1A1A"/>
                 <w:sz w:val="18"/>
               </w:rPr>
-              <w:t>排名</w:t>
+              <w:t>板块内排名</w:t>
             </w:r>
           </w:p>
         </w:tc>
@@ -2973,7 +2767,7 @@
                 <w:color w:val="1A1A1A"/>
                 <w:sz w:val="18"/>
               </w:rPr>
-              <w:t>该股排名</w:t>
+              <w:t>板块情绪</w:t>
             </w:r>
           </w:p>
         </w:tc>
@@ -3035,7 +2829,131 @@
                 <w:color w:val="1A1A1A"/>
                 <w:sz w:val="18"/>
               </w:rPr>
-              <w:t>67/1158</w:t>
+              <w:t>2/6</w:t>
+            </w:r>
+          </w:p>
+        </w:tc>
+        <w:tc>
+          <w:tcPr>
+            <w:tcW w:type="dxa" w:w="2266"/>
+          </w:tcPr>
+          <w:p>
+            <w:pPr>
+              <w:spacing w:before="40" w:after="40" w:line="288" w:lineRule="auto"/>
+            </w:pPr>
+            <w:r/>
+            <w:r>
+              <w:rPr>
+                <w:rFonts w:ascii="Microsoft YaHei" w:hAnsi="Microsoft YaHei"/>
+                <w:sz w:val="18"/>
+              </w:rPr>
+              <w:t>板块全线上涨，无下跌个股</w:t>
+            </w:r>
+          </w:p>
+        </w:tc>
+      </w:tr>
+      <w:tr>
+        <w:tc>
+          <w:tcPr>
+            <w:tcW w:type="dxa" w:w="2266"/>
+            <w:shd w:fill="F8F9FA" w:val="clear"/>
+          </w:tcPr>
+          <w:p>
+            <w:pPr>
+              <w:spacing w:before="40" w:after="40" w:line="288" w:lineRule="auto"/>
+            </w:pPr>
+            <w:r/>
+            <w:r>
+              <w:rPr>
+                <w:rFonts w:ascii="Microsoft YaHei" w:hAnsi="Microsoft YaHei"/>
+                <w:b/>
+                <w:color w:val="1A1A1A"/>
+                <w:sz w:val="18"/>
+              </w:rPr>
+              <w:t>地面运输(A股)</w:t>
+            </w:r>
+          </w:p>
+        </w:tc>
+        <w:tc>
+          <w:tcPr>
+            <w:tcW w:type="dxa" w:w="2266"/>
+            <w:shd w:fill="F8F9FA" w:val="clear"/>
+          </w:tcPr>
+          <w:p>
+            <w:pPr>
+              <w:spacing w:before="40" w:after="40" w:line="288" w:lineRule="auto"/>
+            </w:pPr>
+            <w:r/>
+            <w:r>
+              <w:rPr>
+                <w:rFonts w:ascii="Microsoft YaHei" w:hAnsi="Microsoft YaHei"/>
+                <w:b/>
+                <w:color w:val="1A1A1A"/>
+                <w:sz w:val="18"/>
+              </w:rPr>
+              <w:t>-1.07%</w:t>
+            </w:r>
+          </w:p>
+        </w:tc>
+        <w:tc>
+          <w:tcPr>
+            <w:tcW w:type="dxa" w:w="2266"/>
+            <w:shd w:fill="F8F9FA" w:val="clear"/>
+          </w:tcPr>
+          <w:p>
+            <w:pPr>
+              <w:spacing w:before="40" w:after="40" w:line="288" w:lineRule="auto"/>
+            </w:pPr>
+            <w:r/>
+            <w:r>
+              <w:rPr>
+                <w:rFonts w:ascii="Microsoft YaHei" w:hAnsi="Microsoft YaHei"/>
+                <w:b/>
+                <w:color w:val="1A1A1A"/>
+                <w:sz w:val="18"/>
+              </w:rPr>
+              <w:t>2/18</w:t>
+            </w:r>
+          </w:p>
+        </w:tc>
+        <w:tc>
+          <w:tcPr>
+            <w:tcW w:type="dxa" w:w="2266"/>
+            <w:shd w:fill="F8F9FA" w:val="clear"/>
+          </w:tcPr>
+          <w:p>
+            <w:pPr>
+              <w:spacing w:before="40" w:after="40" w:line="288" w:lineRule="auto"/>
+            </w:pPr>
+            <w:r/>
+            <w:r>
+              <w:rPr>
+                <w:rFonts w:ascii="Microsoft YaHei" w:hAnsi="Microsoft YaHei"/>
+                <w:sz w:val="18"/>
+              </w:rPr>
+              <w:t>板块分化，该股领涨</w:t>
+            </w:r>
+          </w:p>
+        </w:tc>
+      </w:tr>
+      <w:tr>
+        <w:tc>
+          <w:tcPr>
+            <w:tcW w:type="dxa" w:w="2266"/>
+          </w:tcPr>
+          <w:p>
+            <w:pPr>
+              <w:spacing w:before="40" w:after="40" w:line="288" w:lineRule="auto"/>
+            </w:pPr>
+            <w:r/>
+            <w:r>
+              <w:rPr>
+                <w:rFonts w:ascii="Microsoft YaHei" w:hAnsi="Microsoft YaHei"/>
+                <w:b/>
+                <w:color w:val="1A1A1A"/>
+                <w:sz w:val="18"/>
+              </w:rPr>
+              <w:t>运输(A股)</w:t>
             </w:r>
           </w:p>
         </w:tc>
@@ -3055,7 +2973,45 @@
                 <w:color w:val="1A1A1A"/>
                 <w:sz w:val="18"/>
               </w:rPr>
-              <w:t>2/6</w:t>
+              <w:t>+0.02%</w:t>
+            </w:r>
+          </w:p>
+        </w:tc>
+        <w:tc>
+          <w:tcPr>
+            <w:tcW w:type="dxa" w:w="2266"/>
+          </w:tcPr>
+          <w:p>
+            <w:pPr>
+              <w:spacing w:before="40" w:after="40" w:line="288" w:lineRule="auto"/>
+            </w:pPr>
+            <w:r/>
+            <w:r>
+              <w:rPr>
+                <w:rFonts w:ascii="Microsoft YaHei" w:hAnsi="Microsoft YaHei"/>
+                <w:b/>
+                <w:color w:val="1A1A1A"/>
+                <w:sz w:val="18"/>
+              </w:rPr>
+              <w:t>20/121</w:t>
+            </w:r>
+          </w:p>
+        </w:tc>
+        <w:tc>
+          <w:tcPr>
+            <w:tcW w:type="dxa" w:w="2266"/>
+          </w:tcPr>
+          <w:p>
+            <w:pPr>
+              <w:spacing w:before="40" w:after="40" w:line="288" w:lineRule="auto"/>
+            </w:pPr>
+            <w:r/>
+            <w:r>
+              <w:rPr>
+                <w:rFonts w:ascii="Microsoft YaHei" w:hAnsi="Microsoft YaHei"/>
+                <w:sz w:val="18"/>
+              </w:rPr>
+              <w:t>小幅上涨</w:t>
             </w:r>
           </w:p>
         </w:tc>
@@ -3074,9 +3030,53 @@
             <w:r>
               <w:rPr>
                 <w:rFonts w:ascii="Microsoft YaHei" w:hAnsi="Microsoft YaHei"/>
+                <w:b/>
+                <w:color w:val="1A1A1A"/>
                 <w:sz w:val="18"/>
               </w:rPr>
-              <w:t>地面运输(A股)</w:t>
+              <w:t>沪深300样本股</w:t>
+            </w:r>
+          </w:p>
+        </w:tc>
+        <w:tc>
+          <w:tcPr>
+            <w:tcW w:type="dxa" w:w="2266"/>
+            <w:shd w:fill="F8F9FA" w:val="clear"/>
+          </w:tcPr>
+          <w:p>
+            <w:pPr>
+              <w:spacing w:before="40" w:after="40" w:line="288" w:lineRule="auto"/>
+            </w:pPr>
+            <w:r/>
+            <w:r>
+              <w:rPr>
+                <w:rFonts w:ascii="Microsoft YaHei" w:hAnsi="Microsoft YaHei"/>
+                <w:b/>
+                <w:color w:val="1A1A1A"/>
+                <w:sz w:val="18"/>
+              </w:rPr>
+              <w:t>+1.57%</w:t>
+            </w:r>
+          </w:p>
+        </w:tc>
+        <w:tc>
+          <w:tcPr>
+            <w:tcW w:type="dxa" w:w="2266"/>
+            <w:shd w:fill="F8F9FA" w:val="clear"/>
+          </w:tcPr>
+          <w:p>
+            <w:pPr>
+              <w:spacing w:before="40" w:after="40" w:line="288" w:lineRule="auto"/>
+            </w:pPr>
+            <w:r/>
+            <w:r>
+              <w:rPr>
+                <w:rFonts w:ascii="Microsoft YaHei" w:hAnsi="Microsoft YaHei"/>
+                <w:b/>
+                <w:color w:val="1A1A1A"/>
+                <w:sz w:val="18"/>
+              </w:rPr>
+              <w:t>150/319</w:t>
             </w:r>
           </w:p>
         </w:tc>
@@ -3095,45 +3095,7 @@
                 <w:rFonts w:ascii="Microsoft YaHei" w:hAnsi="Microsoft YaHei"/>
                 <w:sz w:val="18"/>
               </w:rPr>
-              <w:t>-1.07%</w:t>
-            </w:r>
-          </w:p>
-        </w:tc>
-        <w:tc>
-          <w:tcPr>
-            <w:tcW w:type="dxa" w:w="2266"/>
-            <w:shd w:fill="F8F9FA" w:val="clear"/>
-          </w:tcPr>
-          <w:p>
-            <w:pPr>
-              <w:spacing w:before="40" w:after="40" w:line="288" w:lineRule="auto"/>
-            </w:pPr>
-            <w:r/>
-            <w:r>
-              <w:rPr>
-                <w:rFonts w:ascii="Microsoft YaHei" w:hAnsi="Microsoft YaHei"/>
-                <w:sz w:val="18"/>
-              </w:rPr>
-              <w:t>436/1158</w:t>
-            </w:r>
-          </w:p>
-        </w:tc>
-        <w:tc>
-          <w:tcPr>
-            <w:tcW w:type="dxa" w:w="2266"/>
-            <w:shd w:fill="F8F9FA" w:val="clear"/>
-          </w:tcPr>
-          <w:p>
-            <w:pPr>
-              <w:spacing w:before="40" w:after="40" w:line="288" w:lineRule="auto"/>
-            </w:pPr>
-            <w:r/>
-            <w:r>
-              <w:rPr>
-                <w:rFonts w:ascii="Microsoft YaHei" w:hAnsi="Microsoft YaHei"/>
-                <w:sz w:val="18"/>
-              </w:rPr>
-              <w:t>2/18</w:t>
+              <w:t>强于指数中位数</w:t>
             </w:r>
           </w:p>
         </w:tc>
@@ -3151,9 +3113,51 @@
             <w:r>
               <w:rPr>
                 <w:rFonts w:ascii="Microsoft YaHei" w:hAnsi="Microsoft YaHei"/>
+                <w:b/>
+                <w:color w:val="1A1A1A"/>
                 <w:sz w:val="18"/>
               </w:rPr>
-              <w:t>运输(A股)</w:t>
+              <w:t>上证50样本股</w:t>
+            </w:r>
+          </w:p>
+        </w:tc>
+        <w:tc>
+          <w:tcPr>
+            <w:tcW w:type="dxa" w:w="2266"/>
+          </w:tcPr>
+          <w:p>
+            <w:pPr>
+              <w:spacing w:before="40" w:after="40" w:line="288" w:lineRule="auto"/>
+            </w:pPr>
+            <w:r/>
+            <w:r>
+              <w:rPr>
+                <w:rFonts w:ascii="Microsoft YaHei" w:hAnsi="Microsoft YaHei"/>
+                <w:b/>
+                <w:color w:val="1A1A1A"/>
+                <w:sz w:val="18"/>
+              </w:rPr>
+              <w:t>+3.11%</w:t>
+            </w:r>
+          </w:p>
+        </w:tc>
+        <w:tc>
+          <w:tcPr>
+            <w:tcW w:type="dxa" w:w="2266"/>
+          </w:tcPr>
+          <w:p>
+            <w:pPr>
+              <w:spacing w:before="40" w:after="40" w:line="288" w:lineRule="auto"/>
+            </w:pPr>
+            <w:r/>
+            <w:r>
+              <w:rPr>
+                <w:rFonts w:ascii="Microsoft YaHei" w:hAnsi="Microsoft YaHei"/>
+                <w:b/>
+                <w:color w:val="1A1A1A"/>
+                <w:sz w:val="18"/>
+              </w:rPr>
+              <w:t>40/55</w:t>
             </w:r>
           </w:p>
         </w:tc>
@@ -3171,121 +3175,7 @@
                 <w:rFonts w:ascii="Microsoft YaHei" w:hAnsi="Microsoft YaHei"/>
                 <w:sz w:val="18"/>
               </w:rPr>
-              <w:t>+0.02%</w:t>
-            </w:r>
-          </w:p>
-        </w:tc>
-        <w:tc>
-          <w:tcPr>
-            <w:tcW w:type="dxa" w:w="2266"/>
-          </w:tcPr>
-          <w:p>
-            <w:pPr>
-              <w:spacing w:before="40" w:after="40" w:line="288" w:lineRule="auto"/>
-            </w:pPr>
-            <w:r/>
-            <w:r>
-              <w:rPr>
-                <w:rFonts w:ascii="Microsoft YaHei" w:hAnsi="Microsoft YaHei"/>
-                <w:sz w:val="18"/>
-              </w:rPr>
-              <w:t>219/1158</w:t>
-            </w:r>
-          </w:p>
-        </w:tc>
-        <w:tc>
-          <w:tcPr>
-            <w:tcW w:type="dxa" w:w="2266"/>
-          </w:tcPr>
-          <w:p>
-            <w:pPr>
-              <w:spacing w:before="40" w:after="40" w:line="288" w:lineRule="auto"/>
-            </w:pPr>
-            <w:r/>
-            <w:r>
-              <w:rPr>
-                <w:rFonts w:ascii="Microsoft YaHei" w:hAnsi="Microsoft YaHei"/>
-                <w:sz w:val="18"/>
-              </w:rPr>
-              <w:t>20/121</w:t>
-            </w:r>
-          </w:p>
-        </w:tc>
-      </w:tr>
-      <w:tr>
-        <w:tc>
-          <w:tcPr>
-            <w:tcW w:type="dxa" w:w="2266"/>
-            <w:shd w:fill="F8F9FA" w:val="clear"/>
-          </w:tcPr>
-          <w:p>
-            <w:pPr>
-              <w:spacing w:before="40" w:after="40" w:line="288" w:lineRule="auto"/>
-            </w:pPr>
-            <w:r/>
-            <w:r>
-              <w:rPr>
-                <w:rFonts w:ascii="Microsoft YaHei" w:hAnsi="Microsoft YaHei"/>
-                <w:sz w:val="18"/>
-              </w:rPr>
-              <w:t>工业(A股)</w:t>
-            </w:r>
-          </w:p>
-        </w:tc>
-        <w:tc>
-          <w:tcPr>
-            <w:tcW w:type="dxa" w:w="2266"/>
-            <w:shd w:fill="F8F9FA" w:val="clear"/>
-          </w:tcPr>
-          <w:p>
-            <w:pPr>
-              <w:spacing w:before="40" w:after="40" w:line="288" w:lineRule="auto"/>
-            </w:pPr>
-            <w:r/>
-            <w:r>
-              <w:rPr>
-                <w:rFonts w:ascii="Microsoft YaHei" w:hAnsi="Microsoft YaHei"/>
-                <w:sz w:val="18"/>
-              </w:rPr>
-              <w:t>-2.77%</w:t>
-            </w:r>
-          </w:p>
-        </w:tc>
-        <w:tc>
-          <w:tcPr>
-            <w:tcW w:type="dxa" w:w="2266"/>
-            <w:shd w:fill="F8F9FA" w:val="clear"/>
-          </w:tcPr>
-          <w:p>
-            <w:pPr>
-              <w:spacing w:before="40" w:after="40" w:line="288" w:lineRule="auto"/>
-            </w:pPr>
-            <w:r/>
-            <w:r>
-              <w:rPr>
-                <w:rFonts w:ascii="Microsoft YaHei" w:hAnsi="Microsoft YaHei"/>
-                <w:sz w:val="18"/>
-              </w:rPr>
-              <w:t>779/1158</w:t>
-            </w:r>
-          </w:p>
-        </w:tc>
-        <w:tc>
-          <w:tcPr>
-            <w:tcW w:type="dxa" w:w="2266"/>
-            <w:shd w:fill="F8F9FA" w:val="clear"/>
-          </w:tcPr>
-          <w:p>
-            <w:pPr>
-              <w:spacing w:before="40" w:after="40" w:line="288" w:lineRule="auto"/>
-            </w:pPr>
-            <w:r/>
-            <w:r>
-              <w:rPr>
-                <w:rFonts w:ascii="Microsoft YaHei" w:hAnsi="Microsoft YaHei"/>
-                <w:sz w:val="18"/>
-              </w:rPr>
-              <w:t>121/1209</w:t>
+              <w:t>跟随蓝筹普涨</w:t>
             </w:r>
           </w:p>
         </w:tc>
@@ -3293,50 +3183,13 @@
     </w:tbl>
     <w:p/>
     <w:p>
-      <w:pPr>
-        <w:pStyle w:val="ListBullet"/>
-      </w:pPr>
       <w:r>
         <w:rPr>
           <w:rFonts w:ascii="Microsoft YaHei" w:hAnsi="Microsoft YaHei"/>
           <w:b/>
           <w:color w:val="1A1A1A"/>
         </w:rPr>
-        <w:t>铁路运输板块</w:t>
-      </w:r>
-      <w:r>
-        <w:rPr>
-          <w:rFonts w:ascii="Microsoft YaHei" w:hAnsi="Microsoft YaHei"/>
-        </w:rPr>
-        <w:t>表现突出，</w:t>
-      </w:r>
-      <w:r>
-        <w:rPr>
-          <w:rFonts w:ascii="Microsoft YaHei" w:hAnsi="Microsoft YaHei"/>
-          <w:b/>
-          <w:color w:val="1A1A1A"/>
-        </w:rPr>
-        <w:t>6只成分股全线上涨</w:t>
-      </w:r>
-      <w:r>
-        <w:rPr>
-          <w:rFonts w:ascii="Microsoft YaHei" w:hAnsi="Microsoft YaHei"/>
-        </w:rPr>
-        <w:t xml:space="preserve">，板块涨幅+1.70%，位列全行业第 </w:t>
-      </w:r>
-      <w:r>
-        <w:rPr>
-          <w:rFonts w:ascii="Microsoft YaHei" w:hAnsi="Microsoft YaHei"/>
-          <w:b/>
-          <w:color w:val="1A1A1A"/>
-        </w:rPr>
-        <w:t>67位</w:t>
-      </w:r>
-      <w:r>
-        <w:rPr>
-          <w:rFonts w:ascii="Microsoft YaHei" w:hAnsi="Microsoft YaHei"/>
-        </w:rPr>
-        <w:t>，领涨交通运输细分赛道。</w:t>
+        <w:t>板块解读：</w:t>
       </w:r>
     </w:p>
     <w:p>
@@ -3347,7 +3200,7 @@
         <w:rPr>
           <w:rFonts w:ascii="Microsoft YaHei" w:hAnsi="Microsoft YaHei"/>
         </w:rPr>
-        <w:t xml:space="preserve">京沪高铁在铁路运输板块中涨 </w:t>
+        <w:t xml:space="preserve">铁路运输板块（700495.TI）全线上涨，6只成分股全部飘红，板块涨幅 </w:t>
       </w:r>
       <w:r>
         <w:rPr>
@@ -3355,13 +3208,13 @@
           <w:b/>
           <w:color w:val="1A1A1A"/>
         </w:rPr>
-        <w:t>+2.49%</w:t>
+        <w:t>+1.70%</w:t>
       </w:r>
       <w:r>
         <w:rPr>
           <w:rFonts w:ascii="Microsoft YaHei" w:hAnsi="Microsoft YaHei"/>
         </w:rPr>
-        <w:t xml:space="preserve">，仅次于大秦铁路（+2.97%），作为板块核心标的持续享受 </w:t>
+        <w:t xml:space="preserve"> 排名全市场第 </w:t>
       </w:r>
       <w:r>
         <w:rPr>
@@ -3369,13 +3222,13 @@
           <w:b/>
           <w:color w:val="1A1A1A"/>
         </w:rPr>
-        <w:t>龙头溢价</w:t>
+        <w:t>67/1158</w:t>
       </w:r>
       <w:r>
         <w:rPr>
           <w:rFonts w:ascii="Microsoft YaHei" w:hAnsi="Microsoft YaHei"/>
         </w:rPr>
-        <w:t>。</w:t>
+        <w:t>，属于今日强势板块。</w:t>
       </w:r>
     </w:p>
     <w:p>
@@ -3386,21 +3239,7 @@
         <w:rPr>
           <w:rFonts w:ascii="Microsoft YaHei" w:hAnsi="Microsoft YaHei"/>
         </w:rPr>
-        <w:t>与之对比，</w:t>
-      </w:r>
-      <w:r>
-        <w:rPr>
-          <w:rFonts w:ascii="Microsoft YaHei" w:hAnsi="Microsoft YaHei"/>
-          <w:b/>
-          <w:color w:val="1A1A1A"/>
-        </w:rPr>
-        <w:t>大盘蓝筹板块（上证50+3.11%、沪深300+1.57%）</w:t>
-      </w:r>
-      <w:r>
-        <w:rPr>
-          <w:rFonts w:ascii="Microsoft YaHei" w:hAnsi="Microsoft YaHei"/>
-        </w:rPr>
-        <w:t xml:space="preserve"> 整体强势，京沪高铁的走势与蓝筹风格高度契合。</w:t>
+        <w:t>同板块内大秦铁路（+2.97%）领涨，京沪高铁（+2.49%）紧随其后，广深铁路（+1.69%）位列第三，铁路运输板块呈现整体共振上涨态势。</w:t>
       </w:r>
     </w:p>
     <w:p>
@@ -3435,7 +3274,7 @@
           <w:b/>
           <w:color w:val="1A1A1A"/>
         </w:rPr>
-        <w:t>主力观点：偏多 | 评级：逢低关注</w:t>
+        <w:t>主力观点：偏多</w:t>
       </w:r>
     </w:p>
     <w:p>
@@ -3448,13 +3287,13 @@
           <w:b/>
           <w:color w:val="1A1A1A"/>
         </w:rPr>
-        <w:t>量价配合积极</w:t>
+        <w:t>量价配合良好</w:t>
       </w:r>
       <w:r>
         <w:rPr>
           <w:rFonts w:ascii="Microsoft YaHei" w:hAnsi="Microsoft YaHei"/>
         </w:rPr>
-        <w:t xml:space="preserve">：今日低开高走收涨 </w:t>
+        <w:t xml:space="preserve">：股价低开高走收阳，量比 </w:t>
       </w:r>
       <w:r>
         <w:rPr>
@@ -3462,27 +3301,13 @@
           <w:b/>
           <w:color w:val="1A1A1A"/>
         </w:rPr>
-        <w:t>2.49%</w:t>
+        <w:t>1.40</w:t>
       </w:r>
       <w:r>
         <w:rPr>
           <w:rFonts w:ascii="Microsoft YaHei" w:hAnsi="Microsoft YaHei"/>
         </w:rPr>
-        <w:t xml:space="preserve">，量比1.4、换手率较上日放大23%，外盘占比 </w:t>
-      </w:r>
-      <w:r>
-        <w:rPr>
-          <w:rFonts w:ascii="Microsoft YaHei" w:hAnsi="Microsoft YaHei"/>
-          <w:b/>
-          <w:color w:val="1A1A1A"/>
-        </w:rPr>
-        <w:t>60.5%</w:t>
-      </w:r>
-      <w:r>
-        <w:rPr>
-          <w:rFonts w:ascii="Microsoft YaHei" w:hAnsi="Microsoft YaHei"/>
-        </w:rPr>
-        <w:t>，量价关系健康。</w:t>
+        <w:t xml:space="preserve"> 显示成交活跃放大，外盘远大于内盘，上涨有量能支撑。</w:t>
       </w:r>
     </w:p>
     <w:p>
@@ -3501,7 +3326,7 @@
         <w:rPr>
           <w:rFonts w:ascii="Microsoft YaHei" w:hAnsi="Microsoft YaHei"/>
         </w:rPr>
-        <w:t xml:space="preserve">：盘中实时净流入 </w:t>
+        <w:t xml:space="preserve">：今日午间净流入 </w:t>
       </w:r>
       <w:r>
         <w:rPr>
@@ -3509,13 +3334,41 @@
           <w:b/>
           <w:color w:val="1A1A1A"/>
         </w:rPr>
-        <w:t>1.77亿元</w:t>
+        <w:t>2.45 亿元</w:t>
       </w:r>
       <w:r>
         <w:rPr>
           <w:rFonts w:ascii="Microsoft YaHei" w:hAnsi="Microsoft YaHei"/>
         </w:rPr>
-        <w:t>（流入时长占比70.8%），叠加昨日大单净流入1.03亿元，连续两日主力资金呈现净买入态势。</w:t>
+        <w:t xml:space="preserve">，叠加昨日大单净流入 </w:t>
+      </w:r>
+      <w:r>
+        <w:rPr>
+          <w:rFonts w:ascii="Microsoft YaHei" w:hAnsi="Microsoft YaHei"/>
+          <w:b/>
+          <w:color w:val="1A1A1A"/>
+        </w:rPr>
+        <w:t>1.21 亿</w:t>
+      </w:r>
+      <w:r>
+        <w:rPr>
+          <w:rFonts w:ascii="Microsoft YaHei" w:hAnsi="Microsoft YaHei"/>
+        </w:rPr>
+        <w:t xml:space="preserve">，主力资金近两日累计净买入近 </w:t>
+      </w:r>
+      <w:r>
+        <w:rPr>
+          <w:rFonts w:ascii="Microsoft YaHei" w:hAnsi="Microsoft YaHei"/>
+          <w:b/>
+          <w:color w:val="1A1A1A"/>
+        </w:rPr>
+        <w:t>3.66 亿元</w:t>
+      </w:r>
+      <w:r>
+        <w:rPr>
+          <w:rFonts w:ascii="Microsoft YaHei" w:hAnsi="Microsoft YaHei"/>
+        </w:rPr>
+        <w:t>，做多信号明确。</w:t>
       </w:r>
     </w:p>
     <w:p>
@@ -3528,13 +3381,13 @@
           <w:b/>
           <w:color w:val="1A1A1A"/>
         </w:rPr>
-        <w:t>技术面偏多待确认</w:t>
+        <w:t>技术结构转强</w:t>
       </w:r>
       <w:r>
         <w:rPr>
           <w:rFonts w:ascii="Microsoft YaHei" w:hAnsi="Microsoft YaHei"/>
         </w:rPr>
-        <w:t>：股价已站上MA10和MA20支撑带，距MA5仅一步之遥（约1%），布林带上轨5.05元为短线压力。若能放量突破MA5并站稳，有望向上轨区域发起冲击。</w:t>
+        <w:t>：股价已站上 MA10 和 MA20，中期趋势修复完毕，唯一瑕疵是略低于 MA5（4.99），午后需关注能否突破这一短期均线压制。</w:t>
       </w:r>
     </w:p>
     <w:p>
@@ -3547,13 +3400,13 @@
           <w:b/>
           <w:color w:val="1A1A1A"/>
         </w:rPr>
-        <w:t>旺季逻辑催化</w:t>
+        <w:t>板块共振助力</w:t>
       </w:r>
       <w:r>
         <w:rPr>
           <w:rFonts w:ascii="Microsoft YaHei" w:hAnsi="Microsoft YaHei"/>
         </w:rPr>
-        <w:t>：暑运+中秋假期预约购票启动，铁路客运量正处于年内高峰区间，基本面支撑明确。</w:t>
+        <w:t>：铁路运输板块全线上涨，没有拖累个股，板块内部形成合力。</w:t>
       </w:r>
     </w:p>
     <w:p>
@@ -3572,31 +3425,106 @@
         <w:rPr>
           <w:rFonts w:ascii="Microsoft YaHei" w:hAnsi="Microsoft YaHei"/>
         </w:rPr>
-        <w:t>：</w:t>
+        <w:t xml:space="preserve">：上方布林带上轨 </w:t>
+      </w:r>
+      <w:r>
+        <w:rPr>
+          <w:rFonts w:ascii="Microsoft YaHei" w:hAnsi="Microsoft YaHei"/>
+          <w:b/>
+          <w:color w:val="1A1A1A"/>
+        </w:rPr>
+        <w:t>5.05</w:t>
+      </w:r>
+      <w:r>
+        <w:rPr>
+          <w:rFonts w:ascii="Microsoft YaHei" w:hAnsi="Microsoft YaHei"/>
+        </w:rPr>
+        <w:t xml:space="preserve"> 元构成短期压力；融资余额小幅流出显示部分杠杆资金偏谨慎；市场整体涨速较快，午后需留意获利回吐压力。</w:t>
       </w:r>
     </w:p>
     <w:p>
       <w:r>
         <w:rPr>
           <w:rFonts w:ascii="Microsoft YaHei" w:hAnsi="Microsoft YaHei"/>
+          <w:b/>
+          <w:color w:val="1A1A1A"/>
         </w:rPr>
-        <w:t xml:space="preserve">   - 若午后大盘冲高回落，MA5（4.99元）可能形成短期阻力；</w:t>
+        <w:t>关键观察点（午后关注）：</w:t>
       </w:r>
     </w:p>
     <w:p>
+      <w:pPr>
+        <w:pStyle w:val="ListBullet"/>
+      </w:pPr>
       <w:r>
         <w:rPr>
           <w:rFonts w:ascii="Microsoft YaHei" w:hAnsi="Microsoft YaHei"/>
         </w:rPr>
-        <w:t xml:space="preserve">   - 融资余额持续下降反映部分杠杆资金仍在观望；</w:t>
+        <w:t xml:space="preserve">能否站稳 </w:t>
       </w:r>
-    </w:p>
-    <w:p>
+      <w:r>
+        <w:rPr>
+          <w:rFonts w:ascii="Microsoft YaHei" w:hAnsi="Microsoft YaHei"/>
+          <w:b/>
+          <w:color w:val="1A1A1A"/>
+        </w:rPr>
+        <w:t>MA5（4.99）</w:t>
+      </w:r>
       <w:r>
         <w:rPr>
           <w:rFonts w:ascii="Microsoft YaHei" w:hAnsi="Microsoft YaHei"/>
         </w:rPr>
-        <w:t xml:space="preserve">   - 融券余额环比增长17.33%，需关注是否有对冲力量在布局。</w:t>
+        <w:t xml:space="preserve"> 并向上挑战布林上轨 </w:t>
+      </w:r>
+      <w:r>
+        <w:rPr>
+          <w:rFonts w:ascii="Microsoft YaHei" w:hAnsi="Microsoft YaHei"/>
+          <w:b/>
+          <w:color w:val="1A1A1A"/>
+        </w:rPr>
+        <w:t>5.05</w:t>
+      </w:r>
+      <w:r>
+        <w:rPr>
+          <w:rFonts w:ascii="Microsoft YaHei" w:hAnsi="Microsoft YaHei"/>
+        </w:rPr>
+        <w:t>；</w:t>
+      </w:r>
+    </w:p>
+    <w:p>
+      <w:pPr>
+        <w:pStyle w:val="ListBullet"/>
+      </w:pPr>
+      <w:r>
+        <w:rPr>
+          <w:rFonts w:ascii="Microsoft YaHei" w:hAnsi="Microsoft YaHei"/>
+        </w:rPr>
+        <w:t>资金净流入是否持续，若午后出现主力大单流出则需警惕冲高回落；</w:t>
+      </w:r>
+    </w:p>
+    <w:p>
+      <w:pPr>
+        <w:pStyle w:val="ListBullet"/>
+      </w:pPr>
+      <w:r>
+        <w:rPr>
+          <w:rFonts w:ascii="Microsoft YaHei" w:hAnsi="Microsoft YaHei"/>
+        </w:rPr>
+        <w:t xml:space="preserve">成交量能否维持量比 </w:t>
+      </w:r>
+      <w:r>
+        <w:rPr>
+          <w:rFonts w:ascii="Microsoft YaHei" w:hAnsi="Microsoft YaHei"/>
+          <w:b/>
+          <w:color w:val="1A1A1A"/>
+        </w:rPr>
+        <w:t>1.2</w:t>
+      </w:r>
+      <w:r>
+        <w:rPr>
+          <w:rFonts w:ascii="Microsoft YaHei" w:hAnsi="Microsoft YaHei"/>
+        </w:rPr>
+        <w:t xml:space="preserve"> 以上，防止缩量滞涨。</w:t>
       </w:r>
     </w:p>
     <w:p>
@@ -3612,7 +3540,13 @@
           <w:b/>
           <w:color w:val="1A1A1A"/>
         </w:rPr>
-        <w:t>投资有风险，入市需谨慎。以上分析基于公开数据，不构成任何投资建议。</w:t>
+        <w:t>风险提示</w:t>
+      </w:r>
+      <w:r>
+        <w:rPr>
+          <w:rFonts w:ascii="Microsoft YaHei" w:hAnsi="Microsoft YaHei"/>
+        </w:rPr>
+        <w:t>：以上分析基于午间数据，仅供参考，不构成投资建议。股市有风险，投资需谨慎。</w:t>
       </w:r>
     </w:p>
     <w:sectPr>
